--- a/docs/livrets/InfraLab-Livret-enseignant.docx
+++ b/docs/livrets/InfraLab-Livret-enseignant.docx
@@ -450,7 +450,7 @@
           <w:sz w:val="24"/>
           <w:szCs w:val="24"/>
         </w:rPr>
-        <w:t xml:space="preserve">Partie B — Guides par TP (TP 1 à 40)</w:t>
+        <w:t xml:space="preserve">Partie B — Guides par TP (TP 1 à 46)</w:t>
       </w:r>
     </w:p>
     <w:p>
@@ -507,7 +507,7 @@
         <w:t xml:space="preserve">guide par TP</w:t>
       </w:r>
       <w:r>
-        <w:t xml:space="preserve"> (40) avec les réponses aux questions du simulateur, le parcours attendu, les indices et les pièges, et des repères pour conduire les séances et évaluer.</w:t>
+        <w:t xml:space="preserve"> (46) avec les réponses aux questions du simulateur, le parcours attendu, les indices et les pièges, et des repères pour conduire les séances et évaluer.</w:t>
       </w:r>
     </w:p>
     <w:tbl>
@@ -999,7 +999,7 @@
               <w:spacing w:after="40" w:before="0" w:line="276"/>
             </w:pPr>
             <w:r>
-              <w:t xml:space="preserve">Service desk : chapitre 3, TD 5 et 6, TP 11 à 14.</w:t>
+              <w:t xml:space="preserve">Service desk : chapitre 3, TD 5 et 6, TP 11 à 14, 42.</w:t>
             </w:r>
           </w:p>
         </w:tc>
@@ -1115,7 +1115,7 @@
               <w:spacing w:after="40" w:before="0" w:line="276"/>
             </w:pPr>
             <w:r>
-              <w:t xml:space="preserve">Incident majeur : TD 8, TP 19 et 20.</w:t>
+              <w:t xml:space="preserve">Incident majeur : TD 8, TP 19, 20 et 43.</w:t>
             </w:r>
           </w:p>
         </w:tc>
@@ -1173,7 +1173,7 @@
               <w:spacing w:after="40" w:before="0" w:line="276"/>
             </w:pPr>
             <w:r>
-              <w:t xml:space="preserve">ITIL approfondi : chapitre 5, TD 9 à 11, TP 21 à 25.</w:t>
+              <w:t xml:space="preserve">ITIL approfondi : chapitre 5, TD 9 à 11, TP 21 à 25, 41 et 44.</w:t>
             </w:r>
           </w:p>
         </w:tc>
@@ -1347,7 +1347,7 @@
               <w:spacing w:after="40" w:before="0" w:line="276"/>
             </w:pPr>
             <w:r>
-              <w:t xml:space="preserve">Administration : chapitre 8, TD 15 à 17, TP 33 à 37 et 39.</w:t>
+              <w:t xml:space="preserve">Administration : chapitre 8, TD 15 à 17, TP 33 à 37, 39, 45 et 46.</w:t>
             </w:r>
           </w:p>
         </w:tc>
@@ -1420,7 +1420,7 @@
           <w:i/>
           <w:iCs/>
         </w:rPr>
-        <w:t xml:space="preserve">Le découpage est indicatif (11 séances de 2 heures). Les TP 36 à 40 peuvent être traités en autonomie guidée.</w:t>
+        <w:t xml:space="preserve">Le découpage est indicatif (11 séances de 2 heures). Les TP 36 à 40, 45 et 46 peuvent être traités en autonomie guidée.</w:t>
       </w:r>
     </w:p>
     <w:p>
@@ -16107,6 +16107,21 @@
     </w:p>
     <w:p>
       <w:pPr>
+        <w:spacing w:after="120" w:before="0" w:line="276"/>
+      </w:pPr>
+      <w:r>
+        <w:rPr>
+          <w:b/>
+          <w:bCs/>
+        </w:rPr>
+        <w:t xml:space="preserve">Horloge.</w:t>
+      </w:r>
+      <w:r>
+        <w:t xml:space="preserve"> L'agent remonte son inventaire à intervalle régulier : la première remontée est planifiée peu après l'installation. Avancez l'horloge (+15 min ou +1 h) pour la voir arriver, ou forcez-la depuis la fiche de l'agent.</w:t>
+      </w:r>
+    </w:p>
+    <w:p>
+      <w:pPr>
         <w:pStyle w:val="Heading3"/>
         <w:keepNext/>
       </w:pPr>
@@ -16637,6 +16652,21 @@
     </w:p>
     <w:p>
       <w:pPr>
+        <w:spacing w:after="120" w:before="0" w:line="276"/>
+      </w:pPr>
+      <w:r>
+        <w:rPr>
+          <w:b/>
+          <w:bCs/>
+        </w:rPr>
+        <w:t xml:space="preserve">Horloge.</w:t>
+      </w:r>
+      <w:r>
+        <w:t xml:space="preserve"> Sans action de votre part, l'agent remonte tout seul à l'heure prévue. Avancez l'horloge pour constater qu'un inventaire se met à jour avec le temps, au lieu de seulement forcer la remontée.</w:t>
+      </w:r>
+    </w:p>
+    <w:p>
+      <w:pPr>
         <w:pStyle w:val="Heading3"/>
         <w:keepNext/>
       </w:pPr>
@@ -18036,6 +18066,21 @@
     </w:p>
     <w:p>
       <w:pPr>
+        <w:spacing w:after="120" w:before="0" w:line="276"/>
+      </w:pPr>
+      <w:r>
+        <w:rPr>
+          <w:b/>
+          <w:bCs/>
+        </w:rPr>
+        <w:t xml:space="preserve">Horloge.</w:t>
+      </w:r>
+      <w:r>
+        <w:t xml:space="preserve"> Un agent en erreur ne remonte plus : avancez l'horloge pour vérifier si la remontée reprend après votre correction, et pour voir un inventaire devenir obsolète (plusieurs jours sans remontée).</w:t>
+      </w:r>
+    </w:p>
+    <w:p>
+      <w:pPr>
         <w:pStyle w:val="Heading3"/>
         <w:keepNext/>
       </w:pPr>
@@ -23686,6 +23731,21 @@
     </w:p>
     <w:p>
       <w:pPr>
+        <w:spacing w:after="120" w:before="0" w:line="276"/>
+      </w:pPr>
+      <w:r>
+        <w:rPr>
+          <w:b/>
+          <w:bCs/>
+        </w:rPr>
+        <w:t xml:space="preserve">Horloge.</w:t>
+      </w:r>
+      <w:r>
+        <w:t xml:space="preserve"> Le SLA se mesure en temps simulé : 10 minutes se sont déjà écoulées. Avancez l'horloge pour voir un ticket passer de « en cours » à « à risque » puis « dépassé », et constater qu'un ticket « en attente » ne consomme plus de délai.</w:t>
+      </w:r>
+    </w:p>
+    <w:p>
+      <w:pPr>
         <w:pStyle w:val="Heading3"/>
         <w:keepNext/>
       </w:pPr>
@@ -26657,6 +26717,21 @@
     </w:p>
     <w:p>
       <w:pPr>
+        <w:spacing w:after="120" w:before="0" w:line="276"/>
+      </w:pPr>
+      <w:r>
+        <w:rPr>
+          <w:b/>
+          <w:bCs/>
+        </w:rPr>
+        <w:t xml:space="preserve">Horloge.</w:t>
+      </w:r>
+      <w:r>
+        <w:t xml:space="preserve"> Les échéances dépendent de la date simulée : avancez l'horloge de plusieurs jours (+1 jour) pour voir un contrat passer d'« actif » à « proche de l'échéance », puis « expiré ».</w:t>
+      </w:r>
+    </w:p>
+    <w:p>
+      <w:pPr>
         <w:pStyle w:val="Heading3"/>
         <w:keepNext/>
       </w:pPr>
@@ -33241,6 +33316,3261 @@
       </w:r>
       <w:r>
         <w:t xml:space="preserve"> Un administrateur ITSM fait précisément cela au quotidien : arbitrer entre l'urgence (rétablir), l'hygiène (inventaire, licences, comptes) et le long terme (problèmes, changements), en laissant une trace à chaque étape.</w:t>
+      </w:r>
+    </w:p>
+    <w:p>
+      <w:pPr>
+        <w:spacing w:after="120"/>
+      </w:pPr>
+    </w:p>
+    <w:p>
+      <w:pPr>
+        <w:pStyle w:val="Heading2"/>
+        <w:keepNext/>
+      </w:pPr>
+      <w:r>
+        <w:t xml:space="preserve">TP 41 — SLA : le week-end compte-t-il ?</w:t>
+      </w:r>
+    </w:p>
+    <w:p>
+      <w:pPr>
+        <w:keepNext/>
+        <w:spacing w:after="120" w:before="0" w:line="276"/>
+      </w:pPr>
+      <w:r>
+        <w:rPr>
+          <w:i/>
+          <w:iCs/>
+          <w:color w:val="595959"/>
+        </w:rPr>
+        <w:t xml:space="preserve">ITIL · 35 min · difficulté ★★☆☆☆ · Répondre aux incidents et aux demandes (compétence travaillée) ; Assurer la traçabilité (élément de preuve possible)</w:t>
+      </w:r>
+    </w:p>
+    <w:p>
+      <w:pPr>
+        <w:spacing w:after="120" w:before="0" w:line="276"/>
+      </w:pPr>
+      <w:r>
+        <w:rPr>
+          <w:b/>
+          <w:bCs/>
+        </w:rPr>
+        <w:t xml:space="preserve">Contexte.</w:t>
+      </w:r>
+      <w:r>
+        <w:t xml:space="preserve"> Vendredi à 17:00, Alice a signalé que l'imprimante du service comptabilité ne marche plus. Le ticket est qualifié (priorité P3 : 24 h pour résoudre). Nous sommes lundi à 07:00, le service desk n'ouvre qu'à 08:00, et l'outil affiche déjà ce ticket en rouge.</w:t>
+      </w:r>
+    </w:p>
+    <w:p>
+      <w:pPr>
+        <w:spacing w:after="120" w:before="0" w:line="276"/>
+      </w:pPr>
+      <w:r>
+        <w:rPr>
+          <w:b/>
+          <w:bCs/>
+        </w:rPr>
+        <w:t xml:space="preserve">Horloge.</w:t>
+      </w:r>
+      <w:r>
+        <w:t xml:space="preserve"> Il est lundi 07:00. Le ticket a été ouvert vendredi à 17:00 : tout un week-end s'est écoulé. Observez, dans la liste des tickets, comment le même ticket est jugé « dépassé » ou « en cours » selon le calendrier retenu (page Paramètres de la vue ITSM). Vous pouvez avancer l'horloge, par exemple +1 h, pour voir arriver l'ouverture du service à 08:00.</w:t>
+      </w:r>
+    </w:p>
+    <w:p>
+      <w:pPr>
+        <w:pStyle w:val="Heading3"/>
+        <w:keepNext/>
+      </w:pPr>
+      <w:r>
+        <w:t xml:space="preserve">Objectifs et réponses attendues</w:t>
+      </w:r>
+    </w:p>
+    <w:p>
+      <w:pPr>
+        <w:spacing w:after="40" w:before="0" w:line="276"/>
+      </w:pPr>
+      <w:r>
+        <w:rPr>
+          <w:i/>
+          <w:iCs/>
+        </w:rPr>
+        <w:t xml:space="preserve">Vérifiés automatiquement par le simulateur :</w:t>
+      </w:r>
+    </w:p>
+    <w:p>
+      <w:pPr>
+        <w:pStyle w:val="ListParagraph"/>
+        <w:numPr>
+          <w:ilvl w:val="0"/>
+          <w:numId w:val="2"/>
+        </w:numPr>
+        <w:spacing w:after="60" w:line="276"/>
+      </w:pPr>
+      <w:r>
+        <w:t xml:space="preserve">Le calendrier des SLA correspond à un support aux heures ouvrées</w:t>
+      </w:r>
+    </w:p>
+    <w:p>
+      <w:pPr>
+        <w:pStyle w:val="ListParagraph"/>
+        <w:numPr>
+          <w:ilvl w:val="0"/>
+          <w:numId w:val="2"/>
+        </w:numPr>
+        <w:spacing w:after="60" w:line="276"/>
+      </w:pPr>
+      <w:r>
+        <w:t xml:space="preserve">Le ticket INC-0001 n'est plus « dépassé » : le délai de résolution est de nouveau tenable</w:t>
+      </w:r>
+    </w:p>
+    <w:p>
+      <w:pPr>
+        <w:pStyle w:val="ListParagraph"/>
+        <w:numPr>
+          <w:ilvl w:val="0"/>
+          <w:numId w:val="2"/>
+        </w:numPr>
+        <w:spacing w:after="60" w:line="276"/>
+      </w:pPr>
+      <w:r>
+        <w:t xml:space="preserve">INC-0001 est résolu avec une solution documentée, SLA respecté</w:t>
+      </w:r>
+    </w:p>
+    <w:p>
+      <w:pPr>
+        <w:spacing w:after="40" w:before="80" w:line="276"/>
+      </w:pPr>
+      <w:r>
+        <w:rPr>
+          <w:i/>
+          <w:iCs/>
+        </w:rPr>
+        <w:t xml:space="preserve">Questions posées :</w:t>
+      </w:r>
+    </w:p>
+    <w:p>
+      <w:pPr>
+        <w:keepNext/>
+        <w:spacing w:after="40" w:before="0" w:line="276"/>
+      </w:pPr>
+      <w:r>
+        <w:rPr>
+          <w:b/>
+          <w:bCs/>
+        </w:rPr>
+        <w:t xml:space="preserve">Expliquer pourquoi le ticket est affiché « dépassé »</w:t>
+      </w:r>
+      <w:r>
+        <w:t xml:space="preserve"> — </w:t>
+      </w:r>
+      <w:r>
+        <w:rPr>
+          <w:i/>
+          <w:iCs/>
+        </w:rPr>
+        <w:t xml:space="preserve">Le ticket (P3, 24 h pour résoudre) est ouvert depuis vendredi 17 h et l'outil affiche « dépassé » lundi à 7 h. Pourquoi ?</w:t>
+      </w:r>
+    </w:p>
+    <w:p>
+      <w:pPr>
+        <w:spacing w:after="20" w:before="0" w:line="276"/>
+        <w:ind w:left="400"/>
+      </w:pPr>
+      <w:r>
+        <w:t xml:space="preserve">○ Le service desk a ignoré le ticket pendant 62 heures de travail</w:t>
+      </w:r>
+    </w:p>
+    <w:p>
+      <w:pPr>
+        <w:spacing w:after="20" w:before="0" w:line="276"/>
+        <w:ind w:left="400"/>
+      </w:pPr>
+      <w:r>
+        <w:rPr>
+          <w:b/>
+          <w:bCs/>
+          <w:color w:val="2E7D32"/>
+        </w:rPr>
+        <w:t xml:space="preserve">✔ Le calendrier continu compte aussi les nuits et le week-end, pendant lesquels le service desk ne travaille pas</w:t>
+      </w:r>
+    </w:p>
+    <w:p>
+      <w:pPr>
+        <w:spacing w:after="20" w:before="0" w:line="276"/>
+        <w:ind w:left="400"/>
+      </w:pPr>
+      <w:r>
+        <w:t xml:space="preserve">○ La priorité du ticket est trop haute</w:t>
+      </w:r>
+    </w:p>
+    <w:p>
+      <w:pPr>
+        <w:spacing w:after="20" w:before="0" w:line="276"/>
+        <w:ind w:left="400"/>
+      </w:pPr>
+      <w:r>
+        <w:t xml:space="preserve">○ L'horloge simulée est en avance</w:t>
+      </w:r>
+    </w:p>
+    <w:p>
+      <w:pPr>
+        <w:spacing w:after="120" w:before="40" w:line="276"/>
+        <w:ind w:left="400"/>
+      </w:pPr>
+      <w:r>
+        <w:rPr>
+          <w:i/>
+          <w:iCs/>
+        </w:rPr>
+        <w:t xml:space="preserve">Explication affichée :</w:t>
+      </w:r>
+      <w:r>
+        <w:t xml:space="preserve"> Le calendrier continu compte toutes les heures. Or le service desk n'ouvre que du lundi au vendredi de 8 h à 18 h : seule une heure ouvrée s'est écoulée.</w:t>
+      </w:r>
+    </w:p>
+    <w:p>
+      <w:pPr>
+        <w:keepNext/>
+        <w:spacing w:after="40" w:before="0" w:line="276"/>
+      </w:pPr>
+      <w:r>
+        <w:rPr>
+          <w:b/>
+          <w:bCs/>
+        </w:rPr>
+        <w:t xml:space="preserve">Choisir le calendrier d'un service promis 24 h / 24</w:t>
+      </w:r>
+      <w:r>
+        <w:t xml:space="preserve"> — </w:t>
+      </w:r>
+      <w:r>
+        <w:rPr>
+          <w:i/>
+          <w:iCs/>
+        </w:rPr>
+        <w:t xml:space="preserve">NovaTech vend à un client un support de supervision promis 24 h / 24, 7 j / 7. Quel calendrier de SLA convient ?</w:t>
+      </w:r>
+    </w:p>
+    <w:p>
+      <w:pPr>
+        <w:spacing w:after="20" w:before="0" w:line="276"/>
+        <w:ind w:left="400"/>
+      </w:pPr>
+      <w:r>
+        <w:t xml:space="preserve">○ Heures ouvrées : c'est moins strict</w:t>
+      </w:r>
+    </w:p>
+    <w:p>
+      <w:pPr>
+        <w:spacing w:after="20" w:before="0" w:line="276"/>
+        <w:ind w:left="400"/>
+      </w:pPr>
+      <w:r>
+        <w:rPr>
+          <w:b/>
+          <w:bCs/>
+          <w:color w:val="2E7D32"/>
+        </w:rPr>
+        <w:t xml:space="preserve">✔ Continu : la mesure doit suivre l'engagement pris</w:t>
+      </w:r>
+    </w:p>
+    <w:p>
+      <w:pPr>
+        <w:spacing w:after="20" w:before="0" w:line="276"/>
+        <w:ind w:left="400"/>
+      </w:pPr>
+      <w:r>
+        <w:t xml:space="preserve">○ Peu importe, le résultat sera le même</w:t>
+      </w:r>
+    </w:p>
+    <w:p>
+      <w:pPr>
+        <w:spacing w:after="20" w:before="0" w:line="276"/>
+        <w:ind w:left="400"/>
+      </w:pPr>
+      <w:r>
+        <w:t xml:space="preserve">○ Aucun calendrier : un SLA n'a pas besoin de mesure</w:t>
+      </w:r>
+    </w:p>
+    <w:p>
+      <w:pPr>
+        <w:spacing w:after="120" w:before="40" w:line="276"/>
+        <w:ind w:left="400"/>
+      </w:pPr>
+      <w:r>
+        <w:rPr>
+          <w:i/>
+          <w:iCs/>
+        </w:rPr>
+        <w:t xml:space="preserve">Explication affichée :</w:t>
+      </w:r>
+      <w:r>
+        <w:t xml:space="preserve"> Le calendrier suit le contrat. Mesurer en heures ouvrées un engagement 24 h / 24 masquerait des dépassements réels.</w:t>
+      </w:r>
+    </w:p>
+    <w:p>
+      <w:pPr>
+        <w:pStyle w:val="Heading3"/>
+        <w:keepNext/>
+      </w:pPr>
+      <w:r>
+        <w:t xml:space="preserve">Parcours attendu</w:t>
+      </w:r>
+    </w:p>
+    <w:p>
+      <w:pPr>
+        <w:spacing w:after="40" w:before="0" w:line="276"/>
+        <w:ind w:left="300"/>
+      </w:pPr>
+      <w:r>
+        <w:t xml:space="preserve">1. Répondre à la question : le calendrier continu compte les heures où personne ne travaille.</w:t>
+      </w:r>
+    </w:p>
+    <w:p>
+      <w:pPr>
+        <w:spacing w:after="40" w:before="0" w:line="276"/>
+        <w:ind w:left="300"/>
+      </w:pPr>
+      <w:r>
+        <w:t xml:space="preserve">2. Vue ITSM → Paramètres : choisir le calendrier « heures ouvrées ».</w:t>
+      </w:r>
+    </w:p>
+    <w:p>
+      <w:pPr>
+        <w:spacing w:after="40" w:before="0" w:line="276"/>
+        <w:ind w:left="300"/>
+      </w:pPr>
+      <w:r>
+        <w:t xml:space="preserve">3. Qualifier, attribuer à David, prendre en charge, documenter et résoudre INC-0001.</w:t>
+      </w:r>
+    </w:p>
+    <w:p>
+      <w:pPr>
+        <w:spacing w:after="40" w:before="0" w:line="276"/>
+        <w:ind w:left="300"/>
+      </w:pPr>
+      <w:r>
+        <w:t xml:space="preserve">4. Répondre à la dernière question : un engagement 24 h / 24 se mesure en continu.</w:t>
+      </w:r>
+    </w:p>
+    <w:p>
+      <w:pPr>
+        <w:pStyle w:val="Heading3"/>
+        <w:keepNext/>
+      </w:pPr>
+      <w:r>
+        <w:t xml:space="preserve">Indices proposés</w:t>
+      </w:r>
+    </w:p>
+    <w:p>
+      <w:pPr>
+        <w:keepNext/>
+        <w:spacing w:after="20" w:before="0" w:line="276"/>
+      </w:pPr>
+      <w:r>
+        <w:rPr>
+          <w:b/>
+          <w:bCs/>
+        </w:rPr>
+        <w:t xml:space="preserve">Le calendrier des SLA correspond à un support aux heures ouvrées</w:t>
+      </w:r>
+    </w:p>
+    <w:p>
+      <w:pPr>
+        <w:spacing w:after="20" w:before="0" w:line="276"/>
+        <w:ind w:left="300"/>
+      </w:pPr>
+      <w:r>
+        <w:t xml:space="preserve">Niveau 1 : Le réglage n'est pas sur le ticket : il concerne tout l'outil.</w:t>
+      </w:r>
+    </w:p>
+    <w:p>
+      <w:pPr>
+        <w:spacing w:after="20" w:before="0" w:line="276"/>
+        <w:ind w:left="300"/>
+      </w:pPr>
+      <w:r>
+        <w:t xml:space="preserve">Niveau 2 : Vue ITSM, menu Administration, page « Paramètres ».</w:t>
+      </w:r>
+    </w:p>
+    <w:p>
+      <w:pPr>
+        <w:keepNext/>
+        <w:spacing w:after="20" w:before="0" w:line="276"/>
+      </w:pPr>
+      <w:r>
+        <w:rPr>
+          <w:b/>
+          <w:bCs/>
+        </w:rPr>
+        <w:t xml:space="preserve">INC-0001 est résolu avec une solution documentée, SLA respecté</w:t>
+      </w:r>
+    </w:p>
+    <w:p>
+      <w:pPr>
+        <w:spacing w:after="20" w:before="0" w:line="276"/>
+        <w:ind w:left="300"/>
+      </w:pPr>
+      <w:r>
+        <w:t xml:space="preserve">Niveau 1 : Qualifiez, attribuez à David, prenez en charge, puis renseignez la solution avant de résoudre.</w:t>
+      </w:r>
+    </w:p>
+    <w:tbl>
+      <w:tblPr>
+        <w:tblW w:type="dxa" w:w="9026"/>
+        <w:tblBorders>
+          <w:top w:val="single" w:color="auto" w:sz="4"/>
+          <w:left w:val="single" w:color="auto" w:sz="4"/>
+          <w:bottom w:val="single" w:color="auto" w:sz="4"/>
+          <w:right w:val="single" w:color="auto" w:sz="4"/>
+          <w:insideH w:val="single" w:color="auto" w:sz="4"/>
+          <w:insideV w:val="single" w:color="auto" w:sz="4"/>
+        </w:tblBorders>
+      </w:tblPr>
+      <w:tblGrid>
+        <w:gridCol w:w="9026"/>
+      </w:tblGrid>
+      <w:tr>
+        <w:tc>
+          <w:tcPr>
+            <w:tcW w:type="dxa" w:w="9026"/>
+            <w:tcBorders>
+              <w:top w:val="single" w:color="2E7D32" w:sz="4"/>
+              <w:left w:val="single" w:color="2E7D32" w:sz="24"/>
+              <w:bottom w:val="single" w:color="2E7D32" w:sz="4"/>
+              <w:right w:val="single" w:color="2E7D32" w:sz="4"/>
+            </w:tcBorders>
+            <w:shd w:fill="E6F4EA" w:color="auto" w:val="clear"/>
+            <w:tcMar>
+              <w:top w:type="dxa" w:w="100"/>
+              <w:left w:type="dxa" w:w="160"/>
+              <w:bottom w:type="dxa" w:w="100"/>
+              <w:right w:type="dxa" w:w="140"/>
+            </w:tcMar>
+          </w:tcPr>
+          <w:p>
+            <w:pPr>
+              <w:spacing w:after="60" w:before="0" w:line="276"/>
+            </w:pPr>
+            <w:r>
+              <w:rPr>
+                <w:b/>
+                <w:bCs/>
+                <w:color w:val="2E7D32"/>
+              </w:rPr>
+              <w:t xml:space="preserve">Pour aller plus loin — réponse guidée</w:t>
+            </w:r>
+          </w:p>
+          <w:p>
+            <w:pPr>
+              <w:spacing w:after="120" w:before="0" w:line="276"/>
+            </w:pPr>
+            <w:r>
+              <w:rPr>
+                <w:b/>
+                <w:bCs/>
+              </w:rPr>
+              <w:t xml:space="preserve">Question :</w:t>
+            </w:r>
+            <w:r>
+              <w:t xml:space="preserve"> Un client exige un support 24 h / 24 pour un service critique. Quel calendrier de SLA choisir, et pourquoi ?</w:t>
+            </w:r>
+          </w:p>
+          <w:p>
+            <w:pPr>
+              <w:spacing w:after="120" w:before="0" w:line="276"/>
+            </w:pPr>
+            <w:r>
+              <w:rPr>
+                <w:b/>
+                <w:bCs/>
+              </w:rPr>
+              <w:t xml:space="preserve">Réponse :</w:t>
+            </w:r>
+            <w:r>
+              <w:t xml:space="preserve"> Le calendrier continu : la mesure doit suivre l'engagement. Un calendrier ouvré masquerait des dépassements réels la nuit et le week-end.</w:t>
+            </w:r>
+          </w:p>
+        </w:tc>
+      </w:tr>
+    </w:tbl>
+    <w:p>
+      <w:pPr>
+        <w:spacing w:after="60"/>
+      </w:pPr>
+    </w:p>
+    <w:tbl>
+      <w:tblPr>
+        <w:tblW w:type="dxa" w:w="9026"/>
+        <w:tblBorders>
+          <w:top w:val="single" w:color="auto" w:sz="4"/>
+          <w:left w:val="single" w:color="auto" w:sz="4"/>
+          <w:bottom w:val="single" w:color="auto" w:sz="4"/>
+          <w:right w:val="single" w:color="auto" w:sz="4"/>
+          <w:insideH w:val="single" w:color="auto" w:sz="4"/>
+          <w:insideV w:val="single" w:color="auto" w:sz="4"/>
+        </w:tblBorders>
+      </w:tblPr>
+      <w:tblGrid>
+        <w:gridCol w:w="9026"/>
+      </w:tblGrid>
+      <w:tr>
+        <w:tc>
+          <w:tcPr>
+            <w:tcW w:type="dxa" w:w="9026"/>
+            <w:tcBorders>
+              <w:top w:val="single" w:color="B26B00" w:sz="4"/>
+              <w:left w:val="single" w:color="B26B00" w:sz="24"/>
+              <w:bottom w:val="single" w:color="B26B00" w:sz="4"/>
+              <w:right w:val="single" w:color="B26B00" w:sz="4"/>
+            </w:tcBorders>
+            <w:shd w:fill="FFF4DC" w:color="auto" w:val="clear"/>
+            <w:tcMar>
+              <w:top w:type="dxa" w:w="100"/>
+              <w:left w:type="dxa" w:w="160"/>
+              <w:bottom w:type="dxa" w:w="100"/>
+              <w:right w:type="dxa" w:w="140"/>
+            </w:tcMar>
+          </w:tcPr>
+          <w:p>
+            <w:pPr>
+              <w:spacing w:after="60" w:before="0" w:line="276"/>
+            </w:pPr>
+            <w:r>
+              <w:rPr>
+                <w:b/>
+                <w:bCs/>
+                <w:color w:val="B26B00"/>
+              </w:rPr>
+              <w:t xml:space="preserve">Piège fréquent</w:t>
+            </w:r>
+          </w:p>
+          <w:p>
+            <w:pPr>
+              <w:spacing w:after="60" w:before="0" w:line="276"/>
+            </w:pPr>
+            <w:r>
+              <w:t xml:space="preserve">Penser que changer le calendrier « répare » un retard : il corrige la mesure, pas le service rendu.</w:t>
+            </w:r>
+          </w:p>
+        </w:tc>
+      </w:tr>
+    </w:tbl>
+    <w:p>
+      <w:pPr>
+        <w:spacing w:after="60"/>
+      </w:pPr>
+    </w:p>
+    <w:p>
+      <w:pPr>
+        <w:spacing w:after="120" w:before="0" w:line="276"/>
+      </w:pPr>
+      <w:r>
+        <w:rPr>
+          <w:b/>
+          <w:bCs/>
+        </w:rPr>
+        <w:t xml:space="preserve">Dans la réalité.</w:t>
+      </w:r>
+      <w:r>
+        <w:t xml:space="preserve"> Dans les outils réels, le calendrier est un objet à part (« planning de service », « business hours » dans ServiceNow, « calendrier » dans GLPI ou Jira Service Management) rattaché au contrat ou au SLA. Congés, jours fériés et fuseaux horaires s'y ajoutent : ici, un seul calendrier hebdomadaire suffit à comprendre le principe.</w:t>
+      </w:r>
+    </w:p>
+    <w:p>
+      <w:pPr>
+        <w:spacing w:after="120"/>
+      </w:pPr>
+    </w:p>
+    <w:p>
+      <w:pPr>
+        <w:pStyle w:val="Heading2"/>
+        <w:keepNext/>
+      </w:pPr>
+      <w:r>
+        <w:t xml:space="preserve">TP 42 — Une matinée au service desk</w:t>
+      </w:r>
+    </w:p>
+    <w:p>
+      <w:pPr>
+        <w:keepNext/>
+        <w:spacing w:after="120" w:before="0" w:line="276"/>
+      </w:pPr>
+      <w:r>
+        <w:rPr>
+          <w:i/>
+          <w:iCs/>
+          <w:color w:val="595959"/>
+        </w:rPr>
+        <w:t xml:space="preserve">Service Desk · 45 min · difficulté ★★★☆☆ · Répondre aux incidents et aux demandes (compétence travaillée) ; Assurer la traçabilité (élément de preuve possible)</w:t>
+      </w:r>
+    </w:p>
+    <w:p>
+      <w:pPr>
+        <w:spacing w:after="120" w:before="0" w:line="276"/>
+      </w:pPr>
+      <w:r>
+        <w:rPr>
+          <w:b/>
+          <w:bCs/>
+        </w:rPr>
+        <w:t xml:space="preserve">Contexte.</w:t>
+      </w:r>
+      <w:r>
+        <w:t xml:space="preserve"> Il est 8 h 00. Vous tenez seul le service desk de NovaTech. Un premier appel est déjà noté. D'autres arriveront pendant la matinée : un service desk ne reçoit jamais ses tickets tous en même temps, et la priorité de l'un peut bouleverser le traitement de l'autre.</w:t>
+      </w:r>
+    </w:p>
+    <w:p>
+      <w:pPr>
+        <w:spacing w:after="120" w:before="0" w:line="276"/>
+      </w:pPr>
+      <w:r>
+        <w:rPr>
+          <w:b/>
+          <w:bCs/>
+        </w:rPr>
+        <w:t xml:space="preserve">Horloge.</w:t>
+      </w:r>
+      <w:r>
+        <w:t xml:space="preserve"> Dans ce TP, les appels arrivent au fil du temps simulé. Utilisez +15 min ou +1 h pour faire passer le temps, comme on attend le prochain appel : les nouveaux tickets apparaissent seuls dans la liste, avec un message dans cette section.</w:t>
+      </w:r>
+    </w:p>
+    <w:p>
+      <w:pPr>
+        <w:pStyle w:val="Heading3"/>
+        <w:keepNext/>
+      </w:pPr>
+      <w:r>
+        <w:t xml:space="preserve">Objectifs et réponses attendues</w:t>
+      </w:r>
+    </w:p>
+    <w:p>
+      <w:pPr>
+        <w:spacing w:after="40" w:before="0" w:line="276"/>
+      </w:pPr>
+      <w:r>
+        <w:rPr>
+          <w:i/>
+          <w:iCs/>
+        </w:rPr>
+        <w:t xml:space="preserve">Vérifiés automatiquement par le simulateur :</w:t>
+      </w:r>
+    </w:p>
+    <w:p>
+      <w:pPr>
+        <w:pStyle w:val="ListParagraph"/>
+        <w:numPr>
+          <w:ilvl w:val="0"/>
+          <w:numId w:val="2"/>
+        </w:numPr>
+        <w:spacing w:after="60" w:line="276"/>
+      </w:pPr>
+      <w:r>
+        <w:t xml:space="preserve">INC-0001 est qualifié avec la priorité que justifie sa description</w:t>
+      </w:r>
+    </w:p>
+    <w:p>
+      <w:pPr>
+        <w:pStyle w:val="ListParagraph"/>
+        <w:numPr>
+          <w:ilvl w:val="0"/>
+          <w:numId w:val="2"/>
+        </w:numPr>
+        <w:spacing w:after="60" w:line="276"/>
+      </w:pPr>
+      <w:r>
+        <w:t xml:space="preserve">Le deuxième appel est arrivé (faites avancer l'horloge)</w:t>
+      </w:r>
+    </w:p>
+    <w:p>
+      <w:pPr>
+        <w:pStyle w:val="ListParagraph"/>
+        <w:numPr>
+          <w:ilvl w:val="0"/>
+          <w:numId w:val="2"/>
+        </w:numPr>
+        <w:spacing w:after="60" w:line="276"/>
+      </w:pPr>
+      <w:r>
+        <w:t xml:space="preserve">INC-0002 est qualifié P1 et pris en charge</w:t>
+      </w:r>
+    </w:p>
+    <w:p>
+      <w:pPr>
+        <w:pStyle w:val="ListParagraph"/>
+        <w:numPr>
+          <w:ilvl w:val="0"/>
+          <w:numId w:val="2"/>
+        </w:numPr>
+        <w:spacing w:after="60" w:line="276"/>
+      </w:pPr>
+      <w:r>
+        <w:t xml:space="preserve">Le troisième appel est arrivé (faites encore avancer l'horloge)</w:t>
+      </w:r>
+    </w:p>
+    <w:p>
+      <w:pPr>
+        <w:pStyle w:val="ListParagraph"/>
+        <w:numPr>
+          <w:ilvl w:val="0"/>
+          <w:numId w:val="2"/>
+        </w:numPr>
+        <w:spacing w:after="60" w:line="276"/>
+      </w:pPr>
+      <w:r>
+        <w:t xml:space="preserve">Les trois tickets sont résolus, chacun avec une solution écrite</w:t>
+      </w:r>
+    </w:p>
+    <w:p>
+      <w:pPr>
+        <w:spacing w:after="40" w:before="80" w:line="276"/>
+      </w:pPr>
+      <w:r>
+        <w:rPr>
+          <w:i/>
+          <w:iCs/>
+        </w:rPr>
+        <w:t xml:space="preserve">Questions posées :</w:t>
+      </w:r>
+    </w:p>
+    <w:p>
+      <w:pPr>
+        <w:keepNext/>
+        <w:spacing w:after="40" w:before="0" w:line="276"/>
+      </w:pPr>
+      <w:r>
+        <w:rPr>
+          <w:b/>
+          <w:bCs/>
+        </w:rPr>
+        <w:t xml:space="preserve">Choisir quel ticket traiter en premier</w:t>
+      </w:r>
+      <w:r>
+        <w:t xml:space="preserve"> — </w:t>
+      </w:r>
+      <w:r>
+        <w:rPr>
+          <w:i/>
+          <w:iCs/>
+        </w:rPr>
+        <w:t xml:space="preserve">Vous aviez commencé INC-0001 (souris, P4). INC-0002 arrive : toute la comptabilité est bloquée. Que faites-vous ?</w:t>
+      </w:r>
+    </w:p>
+    <w:p>
+      <w:pPr>
+        <w:spacing w:after="20" w:before="0" w:line="276"/>
+        <w:ind w:left="400"/>
+      </w:pPr>
+      <w:r>
+        <w:t xml:space="preserve">○ Je termine INC-0001 d'abord : il est arrivé le premier</w:t>
+      </w:r>
+    </w:p>
+    <w:p>
+      <w:pPr>
+        <w:spacing w:after="20" w:before="0" w:line="276"/>
+        <w:ind w:left="400"/>
+      </w:pPr>
+      <w:r>
+        <w:rPr>
+          <w:b/>
+          <w:bCs/>
+          <w:color w:val="2E7D32"/>
+        </w:rPr>
+        <w:t xml:space="preserve">✔ Je qualifie INC-0002 tout de suite et le prends en charge : sa priorité passe devant</w:t>
+      </w:r>
+    </w:p>
+    <w:p>
+      <w:pPr>
+        <w:spacing w:after="20" w:before="0" w:line="276"/>
+        <w:ind w:left="400"/>
+      </w:pPr>
+      <w:r>
+        <w:t xml:space="preserve">○ Je laisse INC-0002 attendre que la souris soit réglée</w:t>
+      </w:r>
+    </w:p>
+    <w:p>
+      <w:pPr>
+        <w:spacing w:after="20" w:before="0" w:line="276"/>
+        <w:ind w:left="400"/>
+      </w:pPr>
+      <w:r>
+        <w:t xml:space="preserve">○ Je rappelle Alice pour lui dire d'attendre</w:t>
+      </w:r>
+    </w:p>
+    <w:p>
+      <w:pPr>
+        <w:spacing w:after="120" w:before="40" w:line="276"/>
+        <w:ind w:left="400"/>
+      </w:pPr>
+      <w:r>
+        <w:rPr>
+          <w:i/>
+          <w:iCs/>
+        </w:rPr>
+        <w:t xml:space="preserve">Explication affichée :</w:t>
+      </w:r>
+      <w:r>
+        <w:t xml:space="preserve"> La priorité (impact × urgence) ordonne la file, pas l'ordre d'arrivée. Un P1 doit être pris en charge en 15 minutes.</w:t>
+      </w:r>
+    </w:p>
+    <w:p>
+      <w:pPr>
+        <w:pStyle w:val="Heading3"/>
+        <w:keepNext/>
+      </w:pPr>
+      <w:r>
+        <w:t xml:space="preserve">Parcours attendu</w:t>
+      </w:r>
+    </w:p>
+    <w:p>
+      <w:pPr>
+        <w:spacing w:after="40" w:before="0" w:line="276"/>
+        <w:ind w:left="300"/>
+      </w:pPr>
+      <w:r>
+        <w:t xml:space="preserve">1. Qualifier INC-0001 en P4 (impact faible, urgence faible).</w:t>
+      </w:r>
+    </w:p>
+    <w:p>
+      <w:pPr>
+        <w:spacing w:after="40" w:before="0" w:line="276"/>
+        <w:ind w:left="300"/>
+      </w:pPr>
+      <w:r>
+        <w:t xml:space="preserve">2. Avancer de 30 minutes : INC-0002 arrive. Le qualifier P1, l'attribuer à David, le prendre en charge, le résoudre.</w:t>
+      </w:r>
+    </w:p>
+    <w:p>
+      <w:pPr>
+        <w:spacing w:after="40" w:before="0" w:line="276"/>
+        <w:ind w:left="300"/>
+      </w:pPr>
+      <w:r>
+        <w:t xml:space="preserve">3. Avancer d'une heure : INC-0003 arrive. Le traiter, puis résoudre INC-0001.</w:t>
+      </w:r>
+    </w:p>
+    <w:p>
+      <w:pPr>
+        <w:pStyle w:val="Heading3"/>
+        <w:keepNext/>
+      </w:pPr>
+      <w:r>
+        <w:t xml:space="preserve">Indices proposés</w:t>
+      </w:r>
+    </w:p>
+    <w:p>
+      <w:pPr>
+        <w:keepNext/>
+        <w:spacing w:after="20" w:before="0" w:line="276"/>
+      </w:pPr>
+      <w:r>
+        <w:rPr>
+          <w:b/>
+          <w:bCs/>
+        </w:rPr>
+        <w:t xml:space="preserve">Le deuxième appel est arrivé (faites avancer l'horloge)</w:t>
+      </w:r>
+    </w:p>
+    <w:p>
+      <w:pPr>
+        <w:spacing w:after="20" w:before="0" w:line="276"/>
+        <w:ind w:left="300"/>
+      </w:pPr>
+      <w:r>
+        <w:t xml:space="preserve">Niveau 1 : Aucun appel n'arrive tant que le temps ne passe pas.</w:t>
+      </w:r>
+    </w:p>
+    <w:p>
+      <w:pPr>
+        <w:spacing w:after="20" w:before="0" w:line="276"/>
+        <w:ind w:left="300"/>
+      </w:pPr>
+      <w:r>
+        <w:t xml:space="preserve">Niveau 2 : Utilisez « +15 min » deux fois, ou « +1 h », dans la section « Dans ce TP, le temps compte ».</w:t>
+      </w:r>
+    </w:p>
+    <w:p>
+      <w:pPr>
+        <w:keepNext/>
+        <w:spacing w:after="20" w:before="0" w:line="276"/>
+      </w:pPr>
+      <w:r>
+        <w:rPr>
+          <w:b/>
+          <w:bCs/>
+        </w:rPr>
+        <w:t xml:space="preserve">INC-0002 est qualifié P1 et pris en charge</w:t>
+      </w:r>
+    </w:p>
+    <w:p>
+      <w:pPr>
+        <w:spacing w:after="20" w:before="0" w:line="276"/>
+        <w:ind w:left="300"/>
+      </w:pPr>
+      <w:r>
+        <w:t xml:space="preserve">Niveau 1 : Un blocage de toute la comptabilité touche beaucoup de monde et ne tolère aucun délai.</w:t>
+      </w:r>
+    </w:p>
+    <w:tbl>
+      <w:tblPr>
+        <w:tblW w:type="dxa" w:w="9026"/>
+        <w:tblBorders>
+          <w:top w:val="single" w:color="auto" w:sz="4"/>
+          <w:left w:val="single" w:color="auto" w:sz="4"/>
+          <w:bottom w:val="single" w:color="auto" w:sz="4"/>
+          <w:right w:val="single" w:color="auto" w:sz="4"/>
+          <w:insideH w:val="single" w:color="auto" w:sz="4"/>
+          <w:insideV w:val="single" w:color="auto" w:sz="4"/>
+        </w:tblBorders>
+      </w:tblPr>
+      <w:tblGrid>
+        <w:gridCol w:w="9026"/>
+      </w:tblGrid>
+      <w:tr>
+        <w:tc>
+          <w:tcPr>
+            <w:tcW w:type="dxa" w:w="9026"/>
+            <w:tcBorders>
+              <w:top w:val="single" w:color="2E7D32" w:sz="4"/>
+              <w:left w:val="single" w:color="2E7D32" w:sz="24"/>
+              <w:bottom w:val="single" w:color="2E7D32" w:sz="4"/>
+              <w:right w:val="single" w:color="2E7D32" w:sz="4"/>
+            </w:tcBorders>
+            <w:shd w:fill="E6F4EA" w:color="auto" w:val="clear"/>
+            <w:tcMar>
+              <w:top w:type="dxa" w:w="100"/>
+              <w:left w:type="dxa" w:w="160"/>
+              <w:bottom w:type="dxa" w:w="100"/>
+              <w:right w:type="dxa" w:w="140"/>
+            </w:tcMar>
+          </w:tcPr>
+          <w:p>
+            <w:pPr>
+              <w:spacing w:after="60" w:before="0" w:line="276"/>
+            </w:pPr>
+            <w:r>
+              <w:rPr>
+                <w:b/>
+                <w:bCs/>
+                <w:color w:val="2E7D32"/>
+              </w:rPr>
+              <w:t xml:space="preserve">Pour aller plus loin — réponse guidée</w:t>
+            </w:r>
+          </w:p>
+          <w:p>
+            <w:pPr>
+              <w:spacing w:after="120" w:before="0" w:line="276"/>
+            </w:pPr>
+            <w:r>
+              <w:rPr>
+                <w:b/>
+                <w:bCs/>
+              </w:rPr>
+              <w:t xml:space="preserve">Question :</w:t>
+            </w:r>
+            <w:r>
+              <w:t xml:space="preserve"> Deux tickets arrivent à quelques minutes d'intervalle, l'un P4 déjà commencé, l'autre P1. Que faites-vous, et que dites-vous au premier utilisateur ?</w:t>
+            </w:r>
+          </w:p>
+          <w:p>
+            <w:pPr>
+              <w:spacing w:after="120" w:before="0" w:line="276"/>
+            </w:pPr>
+            <w:r>
+              <w:rPr>
+                <w:b/>
+                <w:bCs/>
+              </w:rPr>
+              <w:t xml:space="preserve">Réponse :</w:t>
+            </w:r>
+            <w:r>
+              <w:t xml:space="preserve"> On prend en charge le P1 (15 minutes de réactivité) et on informe le premier utilisateur que son ticket reprendra ensuite, avec un délai honnête.</w:t>
+            </w:r>
+          </w:p>
+        </w:tc>
+      </w:tr>
+    </w:tbl>
+    <w:p>
+      <w:pPr>
+        <w:spacing w:after="60"/>
+      </w:pPr>
+    </w:p>
+    <w:tbl>
+      <w:tblPr>
+        <w:tblW w:type="dxa" w:w="9026"/>
+        <w:tblBorders>
+          <w:top w:val="single" w:color="auto" w:sz="4"/>
+          <w:left w:val="single" w:color="auto" w:sz="4"/>
+          <w:bottom w:val="single" w:color="auto" w:sz="4"/>
+          <w:right w:val="single" w:color="auto" w:sz="4"/>
+          <w:insideH w:val="single" w:color="auto" w:sz="4"/>
+          <w:insideV w:val="single" w:color="auto" w:sz="4"/>
+        </w:tblBorders>
+      </w:tblPr>
+      <w:tblGrid>
+        <w:gridCol w:w="9026"/>
+      </w:tblGrid>
+      <w:tr>
+        <w:tc>
+          <w:tcPr>
+            <w:tcW w:type="dxa" w:w="9026"/>
+            <w:tcBorders>
+              <w:top w:val="single" w:color="B26B00" w:sz="4"/>
+              <w:left w:val="single" w:color="B26B00" w:sz="24"/>
+              <w:bottom w:val="single" w:color="B26B00" w:sz="4"/>
+              <w:right w:val="single" w:color="B26B00" w:sz="4"/>
+            </w:tcBorders>
+            <w:shd w:fill="FFF4DC" w:color="auto" w:val="clear"/>
+            <w:tcMar>
+              <w:top w:type="dxa" w:w="100"/>
+              <w:left w:type="dxa" w:w="160"/>
+              <w:bottom w:type="dxa" w:w="100"/>
+              <w:right w:type="dxa" w:w="140"/>
+            </w:tcMar>
+          </w:tcPr>
+          <w:p>
+            <w:pPr>
+              <w:spacing w:after="60" w:before="0" w:line="276"/>
+            </w:pPr>
+            <w:r>
+              <w:rPr>
+                <w:b/>
+                <w:bCs/>
+                <w:color w:val="B26B00"/>
+              </w:rPr>
+              <w:t xml:space="preserve">Piège fréquent</w:t>
+            </w:r>
+          </w:p>
+          <w:p>
+            <w:pPr>
+              <w:spacing w:after="60" w:before="0" w:line="276"/>
+            </w:pPr>
+            <w:r>
+              <w:t xml:space="preserve">Traiter dans l'ordre d'arrivée parce que c'est « plus juste » : c'est la priorité qui ordonne la file.</w:t>
+            </w:r>
+          </w:p>
+        </w:tc>
+      </w:tr>
+    </w:tbl>
+    <w:p>
+      <w:pPr>
+        <w:spacing w:after="60"/>
+      </w:pPr>
+    </w:p>
+    <w:p>
+      <w:pPr>
+        <w:spacing w:after="120" w:before="0" w:line="276"/>
+      </w:pPr>
+      <w:r>
+        <w:rPr>
+          <w:b/>
+          <w:bCs/>
+        </w:rPr>
+        <w:t xml:space="preserve">Dans la réalité.</w:t>
+      </w:r>
+      <w:r>
+        <w:t xml:space="preserve"> Un service desk réel gère une file qui se remplit en continu. Les outils trient automatiquement par priorité et par échéance SLA, et alertent quand un ticket approche de son délai : c'est le même principe, appliqué à des centaines de tickets.</w:t>
+      </w:r>
+    </w:p>
+    <w:p>
+      <w:pPr>
+        <w:spacing w:after="120"/>
+      </w:pPr>
+    </w:p>
+    <w:p>
+      <w:pPr>
+        <w:pStyle w:val="Heading2"/>
+        <w:keepNext/>
+      </w:pPr>
+      <w:r>
+        <w:t xml:space="preserve">TP 43 — Quand l'hyperviseur s'arrête</w:t>
+      </w:r>
+    </w:p>
+    <w:p>
+      <w:pPr>
+        <w:keepNext/>
+        <w:spacing w:after="120" w:before="0" w:line="276"/>
+      </w:pPr>
+      <w:r>
+        <w:rPr>
+          <w:i/>
+          <w:iCs/>
+          <w:color w:val="595959"/>
+        </w:rPr>
+        <w:t xml:space="preserve">Incidents techniques · 45 min · difficulté ★★★☆☆ · Exploiter et dépanner (compétence travaillée) ; Répondre aux incidents et aux demandes (compétence travaillée) ; Gérer le patrimoine informatique (compétence travaillée)</w:t>
+      </w:r>
+    </w:p>
+    <w:p>
+      <w:pPr>
+        <w:spacing w:after="120" w:before="0" w:line="276"/>
+      </w:pPr>
+      <w:r>
+        <w:rPr>
+          <w:b/>
+          <w:bCs/>
+        </w:rPr>
+        <w:t xml:space="preserve">Contexte.</w:t>
+      </w:r>
+      <w:r>
+        <w:t xml:space="preserve"> NovaTech héberge deux serveurs virtuels, VM-APP01 (application RH) et VM-APP02 (intranet), sur un seul hyperviseur, HV-01. Ce matin tout va bien. Plus tard, des utilisateurs vont signaler que « deux applications ne marchent plus ». À vous de trouver ce qu'elles ont en commun.</w:t>
+      </w:r>
+    </w:p>
+    <w:p>
+      <w:pPr>
+        <w:spacing w:after="120" w:before="0" w:line="276"/>
+      </w:pPr>
+      <w:r>
+        <w:rPr>
+          <w:b/>
+          <w:bCs/>
+        </w:rPr>
+        <w:t xml:space="preserve">Horloge.</w:t>
+      </w:r>
+      <w:r>
+        <w:t xml:space="preserve"> Tout fonctionne au début de ce TP : la panne survient dans le temps simulé, puis les appels arrivent. Avancez l'horloge (+15 min) jusqu'à ce que les tickets apparaissent.</w:t>
+      </w:r>
+    </w:p>
+    <w:p>
+      <w:pPr>
+        <w:pStyle w:val="Heading3"/>
+        <w:keepNext/>
+      </w:pPr>
+      <w:r>
+        <w:t xml:space="preserve">Objectifs et réponses attendues</w:t>
+      </w:r>
+    </w:p>
+    <w:p>
+      <w:pPr>
+        <w:spacing w:after="40" w:before="0" w:line="276"/>
+      </w:pPr>
+      <w:r>
+        <w:rPr>
+          <w:i/>
+          <w:iCs/>
+        </w:rPr>
+        <w:t xml:space="preserve">Vérifiés automatiquement par le simulateur :</w:t>
+      </w:r>
+    </w:p>
+    <w:p>
+      <w:pPr>
+        <w:pStyle w:val="ListParagraph"/>
+        <w:numPr>
+          <w:ilvl w:val="0"/>
+          <w:numId w:val="2"/>
+        </w:numPr>
+        <w:spacing w:after="60" w:line="276"/>
+      </w:pPr>
+      <w:r>
+        <w:t xml:space="preserve">Le premier appel est arrivé (faites avancer l'horloge)</w:t>
+      </w:r>
+    </w:p>
+    <w:p>
+      <w:pPr>
+        <w:pStyle w:val="ListParagraph"/>
+        <w:numPr>
+          <w:ilvl w:val="0"/>
+          <w:numId w:val="2"/>
+        </w:numPr>
+        <w:spacing w:after="60" w:line="276"/>
+      </w:pPr>
+      <w:r>
+        <w:t xml:space="preserve">Le second appel est arrivé</w:t>
+      </w:r>
+    </w:p>
+    <w:p>
+      <w:pPr>
+        <w:pStyle w:val="ListParagraph"/>
+        <w:numPr>
+          <w:ilvl w:val="0"/>
+          <w:numId w:val="2"/>
+        </w:numPr>
+        <w:spacing w:after="60" w:line="276"/>
+      </w:pPr>
+      <w:r>
+        <w:t xml:space="preserve">Les deux tickets sont rattachés à l'actif HV-01</w:t>
+      </w:r>
+    </w:p>
+    <w:p>
+      <w:pPr>
+        <w:pStyle w:val="ListParagraph"/>
+        <w:numPr>
+          <w:ilvl w:val="0"/>
+          <w:numId w:val="2"/>
+        </w:numPr>
+        <w:spacing w:after="60" w:line="276"/>
+      </w:pPr>
+      <w:r>
+        <w:t xml:space="preserve">HV-01 et ses deux machines virtuelles sont de nouveau en ligne</w:t>
+      </w:r>
+    </w:p>
+    <w:p>
+      <w:pPr>
+        <w:pStyle w:val="ListParagraph"/>
+        <w:numPr>
+          <w:ilvl w:val="0"/>
+          <w:numId w:val="2"/>
+        </w:numPr>
+        <w:spacing w:after="60" w:line="276"/>
+      </w:pPr>
+      <w:r>
+        <w:t xml:space="preserve">Les deux tickets sont résolus avec une solution documentée</w:t>
+      </w:r>
+    </w:p>
+    <w:p>
+      <w:pPr>
+        <w:spacing w:after="40" w:before="80" w:line="276"/>
+      </w:pPr>
+      <w:r>
+        <w:rPr>
+          <w:i/>
+          <w:iCs/>
+        </w:rPr>
+        <w:t xml:space="preserve">Questions posées :</w:t>
+      </w:r>
+    </w:p>
+    <w:p>
+      <w:pPr>
+        <w:keepNext/>
+        <w:spacing w:after="40" w:before="0" w:line="276"/>
+      </w:pPr>
+      <w:r>
+        <w:rPr>
+          <w:b/>
+          <w:bCs/>
+        </w:rPr>
+        <w:t xml:space="preserve">Formuler l'hypothèse du point commun</w:t>
+      </w:r>
+      <w:r>
+        <w:t xml:space="preserve"> — </w:t>
+      </w:r>
+      <w:r>
+        <w:rPr>
+          <w:i/>
+          <w:iCs/>
+        </w:rPr>
+        <w:t xml:space="preserve">Deux applications, hébergées sur deux machines virtuelles différentes, tombent en même temps. Quelle hypothèse vérifier en premier ?</w:t>
+      </w:r>
+    </w:p>
+    <w:p>
+      <w:pPr>
+        <w:spacing w:after="20" w:before="0" w:line="276"/>
+        <w:ind w:left="400"/>
+      </w:pPr>
+      <w:r>
+        <w:t xml:space="preserve">○ Deux pannes indépendantes survenues par hasard</w:t>
+      </w:r>
+    </w:p>
+    <w:p>
+      <w:pPr>
+        <w:spacing w:after="20" w:before="0" w:line="276"/>
+        <w:ind w:left="400"/>
+      </w:pPr>
+      <w:r>
+        <w:rPr>
+          <w:b/>
+          <w:bCs/>
+          <w:color w:val="2E7D32"/>
+        </w:rPr>
+        <w:t xml:space="preserve">✔ L'élément qu'elles ont en commun : l'hyperviseur qui héberge les deux machines virtuelles</w:t>
+      </w:r>
+    </w:p>
+    <w:p>
+      <w:pPr>
+        <w:spacing w:after="20" w:before="0" w:line="276"/>
+        <w:ind w:left="400"/>
+      </w:pPr>
+      <w:r>
+        <w:t xml:space="preserve">○ Un virus sur le poste d'Alice</w:t>
+      </w:r>
+    </w:p>
+    <w:p>
+      <w:pPr>
+        <w:spacing w:after="20" w:before="0" w:line="276"/>
+        <w:ind w:left="400"/>
+      </w:pPr>
+      <w:r>
+        <w:t xml:space="preserve">○ Une erreur de saisie dans l'outil de ticketing</w:t>
+      </w:r>
+    </w:p>
+    <w:p>
+      <w:pPr>
+        <w:spacing w:after="120" w:before="40" w:line="276"/>
+        <w:ind w:left="400"/>
+      </w:pPr>
+      <w:r>
+        <w:rPr>
+          <w:i/>
+          <w:iCs/>
+        </w:rPr>
+        <w:t xml:space="preserve">Explication affichée :</w:t>
+      </w:r>
+      <w:r>
+        <w:t xml:space="preserve"> Une machine virtuelle dépend de son hôte. Deux VM en panne simultanée sur le même hyperviseur désignent l'hôte.</w:t>
+      </w:r>
+    </w:p>
+    <w:p>
+      <w:pPr>
+        <w:keepNext/>
+        <w:spacing w:after="40" w:before="0" w:line="276"/>
+      </w:pPr>
+      <w:r>
+        <w:rPr>
+          <w:b/>
+          <w:bCs/>
+        </w:rPr>
+        <w:t xml:space="preserve">Tirer la leçon sur la dépendance</w:t>
+      </w:r>
+      <w:r>
+        <w:t xml:space="preserve"> — </w:t>
+      </w:r>
+      <w:r>
+        <w:rPr>
+          <w:i/>
+          <w:iCs/>
+        </w:rPr>
+        <w:t xml:space="preserve">Pourquoi supprimer ou recâbler les machines virtuelles n'aurait-il servi à rien ?</w:t>
+      </w:r>
+    </w:p>
+    <w:p>
+      <w:pPr>
+        <w:spacing w:after="20" w:before="0" w:line="276"/>
+        <w:ind w:left="400"/>
+      </w:pPr>
+      <w:r>
+        <w:t xml:space="preserve">○ Parce qu'une VM ne peut pas être supprimée</w:t>
+      </w:r>
+    </w:p>
+    <w:p>
+      <w:pPr>
+        <w:spacing w:after="20" w:before="0" w:line="276"/>
+        <w:ind w:left="400"/>
+      </w:pPr>
+      <w:r>
+        <w:rPr>
+          <w:b/>
+          <w:bCs/>
+          <w:color w:val="2E7D32"/>
+        </w:rPr>
+        <w:t xml:space="preserve">✔ Parce que la panne venait de l'hôte : tant que l'hyperviseur est arrêté, toutes ses VM le sont</w:t>
+      </w:r>
+    </w:p>
+    <w:p>
+      <w:pPr>
+        <w:spacing w:after="20" w:before="0" w:line="276"/>
+        <w:ind w:left="400"/>
+      </w:pPr>
+      <w:r>
+        <w:t xml:space="preserve">○ Parce que les VM n'ont pas de câble</w:t>
+      </w:r>
+    </w:p>
+    <w:p>
+      <w:pPr>
+        <w:spacing w:after="20" w:before="0" w:line="276"/>
+        <w:ind w:left="400"/>
+      </w:pPr>
+      <w:r>
+        <w:t xml:space="preserve">○ Parce que l'outil refuse de modifier les VM</w:t>
+      </w:r>
+    </w:p>
+    <w:p>
+      <w:pPr>
+        <w:spacing w:after="120" w:before="40" w:line="276"/>
+        <w:ind w:left="400"/>
+      </w:pPr>
+      <w:r>
+        <w:rPr>
+          <w:i/>
+          <w:iCs/>
+        </w:rPr>
+        <w:t xml:space="preserve">Explication affichée :</w:t>
+      </w:r>
+      <w:r>
+        <w:t xml:space="preserve"> On traite la cause (l'hôte), pas les symptômes (les VM). Cette relation est précisément ce que la CMDB doit enregistrer : « hébergé sur ».</w:t>
+      </w:r>
+    </w:p>
+    <w:p>
+      <w:pPr>
+        <w:pStyle w:val="Heading3"/>
+        <w:keepNext/>
+      </w:pPr>
+      <w:r>
+        <w:t xml:space="preserve">Parcours attendu</w:t>
+      </w:r>
+    </w:p>
+    <w:p>
+      <w:pPr>
+        <w:spacing w:after="40" w:before="0" w:line="276"/>
+        <w:ind w:left="300"/>
+      </w:pPr>
+      <w:r>
+        <w:t xml:space="preserve">1. Avancer l'horloge de 40 minutes : les deux tickets arrivent.</w:t>
+      </w:r>
+    </w:p>
+    <w:p>
+      <w:pPr>
+        <w:spacing w:after="40" w:before="0" w:line="276"/>
+        <w:ind w:left="300"/>
+      </w:pPr>
+      <w:r>
+        <w:t xml:space="preserve">2. Observer que VM-APP01 et VM-APP02 sont hébergées sur HV-01, arrêté.</w:t>
+      </w:r>
+    </w:p>
+    <w:p>
+      <w:pPr>
+        <w:spacing w:after="40" w:before="0" w:line="276"/>
+        <w:ind w:left="300"/>
+      </w:pPr>
+      <w:r>
+        <w:t xml:space="preserve">3. Lier HV-01 aux deux tickets, rallumer HV-01 : les VM repartent.</w:t>
+      </w:r>
+    </w:p>
+    <w:p>
+      <w:pPr>
+        <w:spacing w:after="40" w:before="0" w:line="276"/>
+        <w:ind w:left="300"/>
+      </w:pPr>
+      <w:r>
+        <w:t xml:space="preserve">4. Résoudre les deux tickets avec une solution écrite.</w:t>
+      </w:r>
+    </w:p>
+    <w:p>
+      <w:pPr>
+        <w:pStyle w:val="Heading3"/>
+        <w:keepNext/>
+      </w:pPr>
+      <w:r>
+        <w:t xml:space="preserve">Indices proposés</w:t>
+      </w:r>
+    </w:p>
+    <w:p>
+      <w:pPr>
+        <w:keepNext/>
+        <w:spacing w:after="20" w:before="0" w:line="276"/>
+      </w:pPr>
+      <w:r>
+        <w:rPr>
+          <w:b/>
+          <w:bCs/>
+        </w:rPr>
+        <w:t xml:space="preserve">Les deux tickets sont rattachés à l'actif HV-01</w:t>
+      </w:r>
+    </w:p>
+    <w:p>
+      <w:pPr>
+        <w:spacing w:after="20" w:before="0" w:line="276"/>
+        <w:ind w:left="300"/>
+      </w:pPr>
+      <w:r>
+        <w:t xml:space="preserve">Niveau 1 : Les tickets désignent les VM, mais la cause est plus bas dans la chaîne.</w:t>
+      </w:r>
+    </w:p>
+    <w:p>
+      <w:pPr>
+        <w:spacing w:after="20" w:before="0" w:line="276"/>
+        <w:ind w:left="300"/>
+      </w:pPr>
+      <w:r>
+        <w:t xml:space="preserve">Niveau 2 : Sur la fiche d'un ticket, liez l'actif HV-01.</w:t>
+      </w:r>
+    </w:p>
+    <w:p>
+      <w:pPr>
+        <w:keepNext/>
+        <w:spacing w:after="20" w:before="0" w:line="276"/>
+      </w:pPr>
+      <w:r>
+        <w:rPr>
+          <w:b/>
+          <w:bCs/>
+        </w:rPr>
+        <w:t xml:space="preserve">HV-01 et ses deux machines virtuelles sont de nouveau en ligne</w:t>
+      </w:r>
+    </w:p>
+    <w:p>
+      <w:pPr>
+        <w:spacing w:after="20" w:before="0" w:line="276"/>
+        <w:ind w:left="300"/>
+      </w:pPr>
+      <w:r>
+        <w:t xml:space="preserve">Niveau 1 : Regardez l'état de HV-01 dans la vue Infrastructure : est-il alimenté ?</w:t>
+      </w:r>
+    </w:p>
+    <w:tbl>
+      <w:tblPr>
+        <w:tblW w:type="dxa" w:w="9026"/>
+        <w:tblBorders>
+          <w:top w:val="single" w:color="auto" w:sz="4"/>
+          <w:left w:val="single" w:color="auto" w:sz="4"/>
+          <w:bottom w:val="single" w:color="auto" w:sz="4"/>
+          <w:right w:val="single" w:color="auto" w:sz="4"/>
+          <w:insideH w:val="single" w:color="auto" w:sz="4"/>
+          <w:insideV w:val="single" w:color="auto" w:sz="4"/>
+        </w:tblBorders>
+      </w:tblPr>
+      <w:tblGrid>
+        <w:gridCol w:w="9026"/>
+      </w:tblGrid>
+      <w:tr>
+        <w:tc>
+          <w:tcPr>
+            <w:tcW w:type="dxa" w:w="9026"/>
+            <w:tcBorders>
+              <w:top w:val="single" w:color="2E7D32" w:sz="4"/>
+              <w:left w:val="single" w:color="2E7D32" w:sz="24"/>
+              <w:bottom w:val="single" w:color="2E7D32" w:sz="4"/>
+              <w:right w:val="single" w:color="2E7D32" w:sz="4"/>
+            </w:tcBorders>
+            <w:shd w:fill="E6F4EA" w:color="auto" w:val="clear"/>
+            <w:tcMar>
+              <w:top w:type="dxa" w:w="100"/>
+              <w:left w:type="dxa" w:w="160"/>
+              <w:bottom w:type="dxa" w:w="100"/>
+              <w:right w:type="dxa" w:w="140"/>
+            </w:tcMar>
+          </w:tcPr>
+          <w:p>
+            <w:pPr>
+              <w:spacing w:after="60" w:before="0" w:line="276"/>
+            </w:pPr>
+            <w:r>
+              <w:rPr>
+                <w:b/>
+                <w:bCs/>
+                <w:color w:val="2E7D32"/>
+              </w:rPr>
+              <w:t xml:space="preserve">Pour aller plus loin — réponse guidée</w:t>
+            </w:r>
+          </w:p>
+          <w:p>
+            <w:pPr>
+              <w:spacing w:after="120" w:before="0" w:line="276"/>
+            </w:pPr>
+            <w:r>
+              <w:rPr>
+                <w:b/>
+                <w:bCs/>
+              </w:rPr>
+              <w:t xml:space="preserve">Question :</w:t>
+            </w:r>
+            <w:r>
+              <w:t xml:space="preserve"> Comment la CMDB aurait-elle permis de trouver la cause plus vite ?</w:t>
+            </w:r>
+          </w:p>
+          <w:p>
+            <w:pPr>
+              <w:spacing w:after="120" w:before="0" w:line="276"/>
+            </w:pPr>
+            <w:r>
+              <w:rPr>
+                <w:b/>
+                <w:bCs/>
+              </w:rPr>
+              <w:t xml:space="preserve">Réponse :</w:t>
+            </w:r>
+            <w:r>
+              <w:t xml:space="preserve"> En affichant la relation « hébergé sur » : depuis la VM en panne on remonte à l'hyperviseur, et depuis l'hyperviseur on voit toutes les VM touchées, donc les services impactés.</w:t>
+            </w:r>
+          </w:p>
+        </w:tc>
+      </w:tr>
+    </w:tbl>
+    <w:p>
+      <w:pPr>
+        <w:spacing w:after="60"/>
+      </w:pPr>
+    </w:p>
+    <w:tbl>
+      <w:tblPr>
+        <w:tblW w:type="dxa" w:w="9026"/>
+        <w:tblBorders>
+          <w:top w:val="single" w:color="auto" w:sz="4"/>
+          <w:left w:val="single" w:color="auto" w:sz="4"/>
+          <w:bottom w:val="single" w:color="auto" w:sz="4"/>
+          <w:right w:val="single" w:color="auto" w:sz="4"/>
+          <w:insideH w:val="single" w:color="auto" w:sz="4"/>
+          <w:insideV w:val="single" w:color="auto" w:sz="4"/>
+        </w:tblBorders>
+      </w:tblPr>
+      <w:tblGrid>
+        <w:gridCol w:w="9026"/>
+      </w:tblGrid>
+      <w:tr>
+        <w:tc>
+          <w:tcPr>
+            <w:tcW w:type="dxa" w:w="9026"/>
+            <w:tcBorders>
+              <w:top w:val="single" w:color="B26B00" w:sz="4"/>
+              <w:left w:val="single" w:color="B26B00" w:sz="24"/>
+              <w:bottom w:val="single" w:color="B26B00" w:sz="4"/>
+              <w:right w:val="single" w:color="B26B00" w:sz="4"/>
+            </w:tcBorders>
+            <w:shd w:fill="FFF4DC" w:color="auto" w:val="clear"/>
+            <w:tcMar>
+              <w:top w:type="dxa" w:w="100"/>
+              <w:left w:type="dxa" w:w="160"/>
+              <w:bottom w:type="dxa" w:w="100"/>
+              <w:right w:type="dxa" w:w="140"/>
+            </w:tcMar>
+          </w:tcPr>
+          <w:p>
+            <w:pPr>
+              <w:spacing w:after="60" w:before="0" w:line="276"/>
+            </w:pPr>
+            <w:r>
+              <w:rPr>
+                <w:b/>
+                <w:bCs/>
+                <w:color w:val="B26B00"/>
+              </w:rPr>
+              <w:t xml:space="preserve">Piège fréquent</w:t>
+            </w:r>
+          </w:p>
+          <w:p>
+            <w:pPr>
+              <w:spacing w:after="60" w:before="0" w:line="276"/>
+            </w:pPr>
+            <w:r>
+              <w:t xml:space="preserve">Réparer ou recréer les VM une par une au lieu de chercher la cause commune.</w:t>
+            </w:r>
+          </w:p>
+        </w:tc>
+      </w:tr>
+    </w:tbl>
+    <w:p>
+      <w:pPr>
+        <w:spacing w:after="60"/>
+      </w:pPr>
+    </w:p>
+    <w:p>
+      <w:pPr>
+        <w:spacing w:after="120" w:before="0" w:line="276"/>
+      </w:pPr>
+      <w:r>
+        <w:rPr>
+          <w:b/>
+          <w:bCs/>
+        </w:rPr>
+        <w:t xml:space="preserve">Dans la réalité.</w:t>
+      </w:r>
+      <w:r>
+        <w:t xml:space="preserve"> Dans VMware, Hyper-V ou Proxmox, une VM s'arrête avec son hôte, sauf si un cluster la redémarre ailleurs (haute disponibilité). La CMDB doit porter la relation « hébergé sur » : c'est elle qui permet de passer d'un symptôme (une application) à sa cause (un hôte) et de mesurer l'impact d'une panne ou d'une maintenance.</w:t>
+      </w:r>
+    </w:p>
+    <w:p>
+      <w:pPr>
+        <w:spacing w:after="120"/>
+      </w:pPr>
+    </w:p>
+    <w:p>
+      <w:pPr>
+        <w:pStyle w:val="Heading2"/>
+        <w:keepNext/>
+      </w:pPr>
+      <w:r>
+        <w:t xml:space="preserve">TP 44 — Maintenance planifiée d'un hyperviseur</w:t>
+      </w:r>
+    </w:p>
+    <w:p>
+      <w:pPr>
+        <w:keepNext/>
+        <w:spacing w:after="120" w:before="0" w:line="276"/>
+      </w:pPr>
+      <w:r>
+        <w:rPr>
+          <w:i/>
+          <w:iCs/>
+          <w:color w:val="595959"/>
+        </w:rPr>
+        <w:t xml:space="preserve">ITIL · 50 min · difficulté ★★★☆☆ · Travailler en mode projet (compétence travaillée) ; Exploiter et dépanner (compétence travaillée) ; Assurer la traçabilité (élément de preuve possible)</w:t>
+      </w:r>
+    </w:p>
+    <w:p>
+      <w:pPr>
+        <w:spacing w:after="120" w:before="0" w:line="276"/>
+      </w:pPr>
+      <w:r>
+        <w:rPr>
+          <w:b/>
+          <w:bCs/>
+        </w:rPr>
+        <w:t xml:space="preserve">Contexte.</w:t>
+      </w:r>
+      <w:r>
+        <w:t xml:space="preserve"> HV-01 doit recevoir une mise à jour du micrologiciel : il faudra l'éteindre. Il héberge VM-APP01 (application RH) et VM-APP02 (intranet), utilisées toute la journée. Un second hyperviseur, HV-02, a la capacité de les accueillir. Il est lundi 8 h : l'intervention doit se faire le soir, sans coupure pour les utilisateurs.</w:t>
+      </w:r>
+    </w:p>
+    <w:p>
+      <w:pPr>
+        <w:spacing w:after="120" w:before="0" w:line="276"/>
+      </w:pPr>
+      <w:r>
+        <w:rPr>
+          <w:b/>
+          <w:bCs/>
+        </w:rPr>
+        <w:t xml:space="preserve">Horloge.</w:t>
+      </w:r>
+      <w:r>
+        <w:t xml:space="preserve"> La maintenance doit avoir lieu hors des heures ouvrées : il faut donc planifier une heure du soir, puis faire avancer l'horloge jusqu'à ce moment (+1 h, plusieurs fois, ou +1 jour) avant d'intervenir. Une intervention se prévoit dans le temps ; on ne la fait pas « tout de suite ».</w:t>
+      </w:r>
+    </w:p>
+    <w:p>
+      <w:pPr>
+        <w:pStyle w:val="Heading3"/>
+        <w:keepNext/>
+      </w:pPr>
+      <w:r>
+        <w:t xml:space="preserve">Objectifs et réponses attendues</w:t>
+      </w:r>
+    </w:p>
+    <w:p>
+      <w:pPr>
+        <w:spacing w:after="40" w:before="0" w:line="276"/>
+      </w:pPr>
+      <w:r>
+        <w:rPr>
+          <w:i/>
+          <w:iCs/>
+        </w:rPr>
+        <w:t xml:space="preserve">Vérifiés automatiquement par le simulateur :</w:t>
+      </w:r>
+    </w:p>
+    <w:p>
+      <w:pPr>
+        <w:pStyle w:val="ListParagraph"/>
+        <w:numPr>
+          <w:ilvl w:val="0"/>
+          <w:numId w:val="2"/>
+        </w:numPr>
+        <w:spacing w:after="60" w:line="276"/>
+      </w:pPr>
+      <w:r>
+        <w:t xml:space="preserve">Un changement normal lié à HV-01 est approuvé et planifié hors heures ouvrées</w:t>
+      </w:r>
+    </w:p>
+    <w:p>
+      <w:pPr>
+        <w:pStyle w:val="ListParagraph"/>
+        <w:numPr>
+          <w:ilvl w:val="0"/>
+          <w:numId w:val="2"/>
+        </w:numPr>
+        <w:spacing w:after="60" w:line="276"/>
+      </w:pPr>
+      <w:r>
+        <w:t xml:space="preserve">VM-APP01 et VM-APP02 sont hébergées sur HV-02</w:t>
+      </w:r>
+    </w:p>
+    <w:p>
+      <w:pPr>
+        <w:pStyle w:val="ListParagraph"/>
+        <w:numPr>
+          <w:ilvl w:val="0"/>
+          <w:numId w:val="2"/>
+        </w:numPr>
+        <w:spacing w:after="60" w:line="276"/>
+      </w:pPr>
+      <w:r>
+        <w:t xml:space="preserve">À l'heure prévue, HV-01 est éteint et les machines virtuelles sont restées en ligne</w:t>
+      </w:r>
+    </w:p>
+    <w:p>
+      <w:pPr>
+        <w:pStyle w:val="ListParagraph"/>
+        <w:numPr>
+          <w:ilvl w:val="0"/>
+          <w:numId w:val="2"/>
+        </w:numPr>
+        <w:spacing w:after="60" w:line="276"/>
+      </w:pPr>
+      <w:r>
+        <w:t xml:space="preserve">Le changement est vérifié, avec son résultat consigné</w:t>
+      </w:r>
+    </w:p>
+    <w:p>
+      <w:pPr>
+        <w:spacing w:after="40" w:before="80" w:line="276"/>
+      </w:pPr>
+      <w:r>
+        <w:rPr>
+          <w:i/>
+          <w:iCs/>
+        </w:rPr>
+        <w:t xml:space="preserve">Questions posées :</w:t>
+      </w:r>
+    </w:p>
+    <w:p>
+      <w:pPr>
+        <w:keepNext/>
+        <w:spacing w:after="40" w:before="0" w:line="276"/>
+      </w:pPr>
+      <w:r>
+        <w:rPr>
+          <w:b/>
+          <w:bCs/>
+        </w:rPr>
+        <w:t xml:space="preserve">Prévoir l'effet d'un arrêt de HV-01 sur ses machines virtuelles</w:t>
+      </w:r>
+      <w:r>
+        <w:t xml:space="preserve"> — </w:t>
+      </w:r>
+      <w:r>
+        <w:rPr>
+          <w:i/>
+          <w:iCs/>
+        </w:rPr>
+        <w:t xml:space="preserve">Que se passe-t-il pour VM-APP01 et VM-APP02 si l'on éteint HV-01 sans rien faire d'autre ?</w:t>
+      </w:r>
+    </w:p>
+    <w:p>
+      <w:pPr>
+        <w:spacing w:after="20" w:before="0" w:line="276"/>
+        <w:ind w:left="400"/>
+      </w:pPr>
+      <w:r>
+        <w:t xml:space="preserve">○ Rien : une machine virtuelle est indépendante de son hôte</w:t>
+      </w:r>
+    </w:p>
+    <w:p>
+      <w:pPr>
+        <w:spacing w:after="20" w:before="0" w:line="276"/>
+        <w:ind w:left="400"/>
+      </w:pPr>
+      <w:r>
+        <w:rPr>
+          <w:b/>
+          <w:bCs/>
+          <w:color w:val="2E7D32"/>
+        </w:rPr>
+        <w:t xml:space="preserve">✔ Elles deviennent injoignables, car elles s'exécutent sur HV-01</w:t>
+      </w:r>
+    </w:p>
+    <w:p>
+      <w:pPr>
+        <w:spacing w:after="20" w:before="0" w:line="276"/>
+        <w:ind w:left="400"/>
+      </w:pPr>
+      <w:r>
+        <w:t xml:space="preserve">○ Elles migrent automatiquement vers HV-02</w:t>
+      </w:r>
+    </w:p>
+    <w:p>
+      <w:pPr>
+        <w:spacing w:after="20" w:before="0" w:line="276"/>
+        <w:ind w:left="400"/>
+      </w:pPr>
+      <w:r>
+        <w:t xml:space="preserve">○ Elles s'éteignent mais redémarrent seules</w:t>
+      </w:r>
+    </w:p>
+    <w:p>
+      <w:pPr>
+        <w:spacing w:after="120" w:before="40" w:line="276"/>
+        <w:ind w:left="400"/>
+      </w:pPr>
+      <w:r>
+        <w:rPr>
+          <w:i/>
+          <w:iCs/>
+        </w:rPr>
+        <w:t xml:space="preserve">Explication affichée :</w:t>
+      </w:r>
+      <w:r>
+        <w:t xml:space="preserve"> Une VM s'exécute sur son hôte : sans hôte, plus de VM. Ici aucune haute disponibilité n'est configurée, donc rien ne les déplace seul.</w:t>
+      </w:r>
+    </w:p>
+    <w:p>
+      <w:pPr>
+        <w:pStyle w:val="Heading3"/>
+        <w:keepNext/>
+      </w:pPr>
+      <w:r>
+        <w:t xml:space="preserve">Parcours attendu</w:t>
+      </w:r>
+    </w:p>
+    <w:p>
+      <w:pPr>
+        <w:spacing w:after="40" w:before="0" w:line="276"/>
+        <w:ind w:left="300"/>
+      </w:pPr>
+      <w:r>
+        <w:t xml:space="preserve">1. Répondre à la question d'impact.</w:t>
+      </w:r>
+    </w:p>
+    <w:p>
+      <w:pPr>
+        <w:spacing w:after="40" w:before="0" w:line="276"/>
+        <w:ind w:left="300"/>
+      </w:pPr>
+      <w:r>
+        <w:t xml:space="preserve">2. Créer le changement normal lié à HV-01 : risque, plan, retour arrière, approbateur Éric ; le soumettre, l'approuver, le planifier dans 12 h.</w:t>
+      </w:r>
+    </w:p>
+    <w:p>
+      <w:pPr>
+        <w:spacing w:after="40" w:before="0" w:line="276"/>
+        <w:ind w:left="300"/>
+      </w:pPr>
+      <w:r>
+        <w:t xml:space="preserve">3. Déplacer les deux VM vers HV-02.</w:t>
+      </w:r>
+    </w:p>
+    <w:p>
+      <w:pPr>
+        <w:spacing w:after="40" w:before="0" w:line="276"/>
+        <w:ind w:left="300"/>
+      </w:pPr>
+      <w:r>
+        <w:t xml:space="preserve">4. Avancer jusqu'à 20 h, éteindre HV-01 : les VM restent en ligne.</w:t>
+      </w:r>
+    </w:p>
+    <w:p>
+      <w:pPr>
+        <w:spacing w:after="40" w:before="0" w:line="276"/>
+        <w:ind w:left="300"/>
+      </w:pPr>
+      <w:r>
+        <w:t xml:space="preserve">5. Marquer le changement réalisé, consigner le résultat, le vérifier.</w:t>
+      </w:r>
+    </w:p>
+    <w:p>
+      <w:pPr>
+        <w:pStyle w:val="Heading3"/>
+        <w:keepNext/>
+      </w:pPr>
+      <w:r>
+        <w:t xml:space="preserve">Indices proposés</w:t>
+      </w:r>
+    </w:p>
+    <w:p>
+      <w:pPr>
+        <w:keepNext/>
+        <w:spacing w:after="20" w:before="0" w:line="276"/>
+      </w:pPr>
+      <w:r>
+        <w:rPr>
+          <w:b/>
+          <w:bCs/>
+        </w:rPr>
+        <w:t xml:space="preserve">Un changement normal lié à HV-01 est approuvé et planifié hors heures ouvrées</w:t>
+      </w:r>
+    </w:p>
+    <w:p>
+      <w:pPr>
+        <w:spacing w:after="20" w:before="0" w:line="276"/>
+        <w:ind w:left="300"/>
+      </w:pPr>
+      <w:r>
+        <w:t xml:space="preserve">Niveau 1 : Le changement doit être « normal », lié à l'actif HV-01, avec risque, plan, retour arrière et approbateur (Éric, responsable).</w:t>
+      </w:r>
+    </w:p>
+    <w:p>
+      <w:pPr>
+        <w:spacing w:after="20" w:before="0" w:line="276"/>
+        <w:ind w:left="300"/>
+      </w:pPr>
+      <w:r>
+        <w:t xml:space="preserve">Niveau 2 : Planifiez dans 12 heures : il sera 20 h, hors heures ouvrées.</w:t>
+      </w:r>
+    </w:p>
+    <w:p>
+      <w:pPr>
+        <w:keepNext/>
+        <w:spacing w:after="20" w:before="0" w:line="276"/>
+      </w:pPr>
+      <w:r>
+        <w:rPr>
+          <w:b/>
+          <w:bCs/>
+        </w:rPr>
+        <w:t xml:space="preserve">VM-APP01 et VM-APP02 sont hébergées sur HV-02</w:t>
+      </w:r>
+    </w:p>
+    <w:p>
+      <w:pPr>
+        <w:spacing w:after="20" w:before="0" w:line="276"/>
+        <w:ind w:left="300"/>
+      </w:pPr>
+      <w:r>
+        <w:t xml:space="preserve">Niveau 1 : Sélectionnez la VM dans la vue Infrastructure : l'inspecteur permet de choisir son hyperviseur hôte.</w:t>
+      </w:r>
+    </w:p>
+    <w:p>
+      <w:pPr>
+        <w:keepNext/>
+        <w:spacing w:after="20" w:before="0" w:line="276"/>
+      </w:pPr>
+      <w:r>
+        <w:rPr>
+          <w:b/>
+          <w:bCs/>
+        </w:rPr>
+        <w:t xml:space="preserve">À l'heure prévue, HV-01 est éteint et les machines virtuelles sont restées en ligne</w:t>
+      </w:r>
+    </w:p>
+    <w:p>
+      <w:pPr>
+        <w:spacing w:after="20" w:before="0" w:line="276"/>
+        <w:ind w:left="300"/>
+      </w:pPr>
+      <w:r>
+        <w:t xml:space="preserve">Niveau 1 : L'heure prévue doit être atteinte : avancez l'horloge. Migrez avant d'éteindre.</w:t>
+      </w:r>
+    </w:p>
+    <w:tbl>
+      <w:tblPr>
+        <w:tblW w:type="dxa" w:w="9026"/>
+        <w:tblBorders>
+          <w:top w:val="single" w:color="auto" w:sz="4"/>
+          <w:left w:val="single" w:color="auto" w:sz="4"/>
+          <w:bottom w:val="single" w:color="auto" w:sz="4"/>
+          <w:right w:val="single" w:color="auto" w:sz="4"/>
+          <w:insideH w:val="single" w:color="auto" w:sz="4"/>
+          <w:insideV w:val="single" w:color="auto" w:sz="4"/>
+        </w:tblBorders>
+      </w:tblPr>
+      <w:tblGrid>
+        <w:gridCol w:w="9026"/>
+      </w:tblGrid>
+      <w:tr>
+        <w:tc>
+          <w:tcPr>
+            <w:tcW w:type="dxa" w:w="9026"/>
+            <w:tcBorders>
+              <w:top w:val="single" w:color="2E7D32" w:sz="4"/>
+              <w:left w:val="single" w:color="2E7D32" w:sz="24"/>
+              <w:bottom w:val="single" w:color="2E7D32" w:sz="4"/>
+              <w:right w:val="single" w:color="2E7D32" w:sz="4"/>
+            </w:tcBorders>
+            <w:shd w:fill="E6F4EA" w:color="auto" w:val="clear"/>
+            <w:tcMar>
+              <w:top w:type="dxa" w:w="100"/>
+              <w:left w:type="dxa" w:w="160"/>
+              <w:bottom w:type="dxa" w:w="100"/>
+              <w:right w:type="dxa" w:w="140"/>
+            </w:tcMar>
+          </w:tcPr>
+          <w:p>
+            <w:pPr>
+              <w:spacing w:after="60" w:before="0" w:line="276"/>
+            </w:pPr>
+            <w:r>
+              <w:rPr>
+                <w:b/>
+                <w:bCs/>
+                <w:color w:val="2E7D32"/>
+              </w:rPr>
+              <w:t xml:space="preserve">Pour aller plus loin — réponse guidée</w:t>
+            </w:r>
+          </w:p>
+          <w:p>
+            <w:pPr>
+              <w:spacing w:after="120" w:before="0" w:line="276"/>
+            </w:pPr>
+            <w:r>
+              <w:rPr>
+                <w:b/>
+                <w:bCs/>
+              </w:rPr>
+              <w:t xml:space="preserve">Question :</w:t>
+            </w:r>
+            <w:r>
+              <w:t xml:space="preserve"> Pourquoi planifier la maintenance hors des heures ouvrées, et que doit contenir le plan de retour arrière ?</w:t>
+            </w:r>
+          </w:p>
+          <w:p>
+            <w:pPr>
+              <w:spacing w:after="120" w:before="0" w:line="276"/>
+            </w:pPr>
+            <w:r>
+              <w:rPr>
+                <w:b/>
+                <w:bCs/>
+              </w:rPr>
+              <w:t xml:space="preserve">Réponse :</w:t>
+            </w:r>
+            <w:r>
+              <w:t xml:space="preserve"> Pour réduire l'impact si quelque chose tourne mal. Le retour arrière dit comment revenir à l'état précédent (micrologiciel d'origine, VM replacées sur HV-01) et à partir de quand on le déclenche.</w:t>
+            </w:r>
+          </w:p>
+        </w:tc>
+      </w:tr>
+    </w:tbl>
+    <w:p>
+      <w:pPr>
+        <w:spacing w:after="60"/>
+      </w:pPr>
+    </w:p>
+    <w:tbl>
+      <w:tblPr>
+        <w:tblW w:type="dxa" w:w="9026"/>
+        <w:tblBorders>
+          <w:top w:val="single" w:color="auto" w:sz="4"/>
+          <w:left w:val="single" w:color="auto" w:sz="4"/>
+          <w:bottom w:val="single" w:color="auto" w:sz="4"/>
+          <w:right w:val="single" w:color="auto" w:sz="4"/>
+          <w:insideH w:val="single" w:color="auto" w:sz="4"/>
+          <w:insideV w:val="single" w:color="auto" w:sz="4"/>
+        </w:tblBorders>
+      </w:tblPr>
+      <w:tblGrid>
+        <w:gridCol w:w="9026"/>
+      </w:tblGrid>
+      <w:tr>
+        <w:tc>
+          <w:tcPr>
+            <w:tcW w:type="dxa" w:w="9026"/>
+            <w:tcBorders>
+              <w:top w:val="single" w:color="B26B00" w:sz="4"/>
+              <w:left w:val="single" w:color="B26B00" w:sz="24"/>
+              <w:bottom w:val="single" w:color="B26B00" w:sz="4"/>
+              <w:right w:val="single" w:color="B26B00" w:sz="4"/>
+            </w:tcBorders>
+            <w:shd w:fill="FFF4DC" w:color="auto" w:val="clear"/>
+            <w:tcMar>
+              <w:top w:type="dxa" w:w="100"/>
+              <w:left w:type="dxa" w:w="160"/>
+              <w:bottom w:type="dxa" w:w="100"/>
+              <w:right w:type="dxa" w:w="140"/>
+            </w:tcMar>
+          </w:tcPr>
+          <w:p>
+            <w:pPr>
+              <w:spacing w:after="60" w:before="0" w:line="276"/>
+            </w:pPr>
+            <w:r>
+              <w:rPr>
+                <w:b/>
+                <w:bCs/>
+                <w:color w:val="B26B00"/>
+              </w:rPr>
+              <w:t xml:space="preserve">Piège fréquent</w:t>
+            </w:r>
+          </w:p>
+          <w:p>
+            <w:pPr>
+              <w:spacing w:after="60" w:before="0" w:line="276"/>
+            </w:pPr>
+            <w:r>
+              <w:t xml:space="preserve">Éteindre l'hôte avant d'avoir migré les VM, ou planifier un horaire qui tombe encore en heures ouvrées.</w:t>
+            </w:r>
+          </w:p>
+        </w:tc>
+      </w:tr>
+    </w:tbl>
+    <w:p>
+      <w:pPr>
+        <w:spacing w:after="60"/>
+      </w:pPr>
+    </w:p>
+    <w:p>
+      <w:pPr>
+        <w:spacing w:after="120" w:before="0" w:line="276"/>
+      </w:pPr>
+      <w:r>
+        <w:rPr>
+          <w:b/>
+          <w:bCs/>
+        </w:rPr>
+        <w:t xml:space="preserve">Dans la réalité.</w:t>
+      </w:r>
+      <w:r>
+        <w:t xml:space="preserve"> Les hyperviseurs en cluster migrent les VM à chaud (vMotion, migration à chaud Hyper-V, Proxmox) : c'est ce que fait ici votre déplacement, en version simplifiée. Les fenêtres de maintenance hors heures ouvrées, l'approbation par un comité (CAB) et le plan de retour arrière sont des pratiques ITIL standard.</w:t>
+      </w:r>
+    </w:p>
+    <w:p>
+      <w:pPr>
+        <w:spacing w:after="120"/>
+      </w:pPr>
+    </w:p>
+    <w:p>
+      <w:pPr>
+        <w:pStyle w:val="Heading2"/>
+        <w:keepNext/>
+      </w:pPr>
+      <w:r>
+        <w:t xml:space="preserve">TP 45 — Équipes et groupes de techniciens</w:t>
+      </w:r>
+    </w:p>
+    <w:p>
+      <w:pPr>
+        <w:keepNext/>
+        <w:spacing w:after="120" w:before="0" w:line="276"/>
+      </w:pPr>
+      <w:r>
+        <w:rPr>
+          <w:i/>
+          <w:iCs/>
+          <w:color w:val="595959"/>
+        </w:rPr>
+        <w:t xml:space="preserve">Administration · 35 min · difficulté ★★☆☆☆ · Gérer les habilitations (compétence travaillée) ; Participer à la vie de la cybersécurité (compétence travaillée)</w:t>
+      </w:r>
+    </w:p>
+    <w:p>
+      <w:pPr>
+        <w:spacing w:after="120" w:before="0" w:line="276"/>
+      </w:pPr>
+      <w:r>
+        <w:rPr>
+          <w:b/>
+          <w:bCs/>
+        </w:rPr>
+        <w:t xml:space="preserve">Contexte.</w:t>
+      </w:r>
+      <w:r>
+        <w:t xml:space="preserve"> Le service desk de niveau 1 s'agrandit : Karim Benali et Nadia Roux le rejoignent. Ils ont déjà un compte, avec le seul rôle « Utilisateur ». Plutôt que d'ajouter des rôles compte par compte, NovaTech veut un groupe « Support N1 » qui porte le rôle Technicien. Deux tickets attendent déjà d'être affectés à l'équipe.</w:t>
+      </w:r>
+    </w:p>
+    <w:p>
+      <w:pPr>
+        <w:pStyle w:val="Heading3"/>
+        <w:keepNext/>
+      </w:pPr>
+      <w:r>
+        <w:t xml:space="preserve">Objectifs et réponses attendues</w:t>
+      </w:r>
+    </w:p>
+    <w:p>
+      <w:pPr>
+        <w:spacing w:after="40" w:before="0" w:line="276"/>
+      </w:pPr>
+      <w:r>
+        <w:rPr>
+          <w:i/>
+          <w:iCs/>
+        </w:rPr>
+        <w:t xml:space="preserve">Vérifiés automatiquement par le simulateur :</w:t>
+      </w:r>
+    </w:p>
+    <w:p>
+      <w:pPr>
+        <w:pStyle w:val="ListParagraph"/>
+        <w:numPr>
+          <w:ilvl w:val="0"/>
+          <w:numId w:val="2"/>
+        </w:numPr>
+        <w:spacing w:after="60" w:line="276"/>
+      </w:pPr>
+      <w:r>
+        <w:t xml:space="preserve">Le groupe « Support N1 » existe, avec le rôle Technicien et Karim parmi ses membres</w:t>
+      </w:r>
+    </w:p>
+    <w:p>
+      <w:pPr>
+        <w:pStyle w:val="ListParagraph"/>
+        <w:numPr>
+          <w:ilvl w:val="0"/>
+          <w:numId w:val="2"/>
+        </w:numPr>
+        <w:spacing w:after="60" w:line="276"/>
+      </w:pPr>
+      <w:r>
+        <w:t xml:space="preserve">Karim est technicien par son groupe, sans que son compte personnel ait changé</w:t>
+      </w:r>
+    </w:p>
+    <w:p>
+      <w:pPr>
+        <w:pStyle w:val="ListParagraph"/>
+        <w:numPr>
+          <w:ilvl w:val="0"/>
+          <w:numId w:val="2"/>
+        </w:numPr>
+        <w:spacing w:after="60" w:line="276"/>
+      </w:pPr>
+      <w:r>
+        <w:t xml:space="preserve">INC-0001 est aiguillé vers la file « Support N1 »</w:t>
+      </w:r>
+    </w:p>
+    <w:p>
+      <w:pPr>
+        <w:pStyle w:val="ListParagraph"/>
+        <w:numPr>
+          <w:ilvl w:val="0"/>
+          <w:numId w:val="2"/>
+        </w:numPr>
+        <w:spacing w:after="60" w:line="276"/>
+      </w:pPr>
+      <w:r>
+        <w:t xml:space="preserve">INC-0001 est attribué à Karim</w:t>
+      </w:r>
+    </w:p>
+    <w:p>
+      <w:pPr>
+        <w:pStyle w:val="ListParagraph"/>
+        <w:numPr>
+          <w:ilvl w:val="0"/>
+          <w:numId w:val="2"/>
+        </w:numPr>
+        <w:spacing w:after="60" w:line="276"/>
+      </w:pPr>
+      <w:r>
+        <w:t xml:space="preserve">Nadia n'est plus technicien (elle a quitté le groupe)</w:t>
+      </w:r>
+    </w:p>
+    <w:p>
+      <w:pPr>
+        <w:spacing w:after="40" w:before="80" w:line="276"/>
+      </w:pPr>
+      <w:r>
+        <w:rPr>
+          <w:i/>
+          <w:iCs/>
+        </w:rPr>
+        <w:t xml:space="preserve">Questions posées :</w:t>
+      </w:r>
+    </w:p>
+    <w:p>
+      <w:pPr>
+        <w:keepNext/>
+        <w:spacing w:after="40" w:before="0" w:line="276"/>
+      </w:pPr>
+      <w:r>
+        <w:rPr>
+          <w:b/>
+          <w:bCs/>
+        </w:rPr>
+        <w:t xml:space="preserve">Justifier l'usage d'un groupe</w:t>
+      </w:r>
+      <w:r>
+        <w:t xml:space="preserve"> — </w:t>
+      </w:r>
+      <w:r>
+        <w:rPr>
+          <w:i/>
+          <w:iCs/>
+        </w:rPr>
+        <w:t xml:space="preserve">Pourquoi donner le rôle Technicien à un groupe plutôt qu'à chaque personne ?</w:t>
+      </w:r>
+    </w:p>
+    <w:p>
+      <w:pPr>
+        <w:spacing w:after="20" w:before="0" w:line="276"/>
+        <w:ind w:left="400"/>
+      </w:pPr>
+      <w:r>
+        <w:t xml:space="preserve">○ C'est plus rapide à écrire, mais ça n'a aucun autre intérêt</w:t>
+      </w:r>
+    </w:p>
+    <w:p>
+      <w:pPr>
+        <w:spacing w:after="20" w:before="0" w:line="276"/>
+        <w:ind w:left="400"/>
+      </w:pPr>
+      <w:r>
+        <w:rPr>
+          <w:b/>
+          <w:bCs/>
+          <w:color w:val="2E7D32"/>
+        </w:rPr>
+        <w:t xml:space="preserve">✔ On gère l'équipe en un seul endroit : arrivée, départ et droits se mettent à jour pour tous les membres</w:t>
+      </w:r>
+    </w:p>
+    <w:p>
+      <w:pPr>
+        <w:spacing w:after="20" w:before="0" w:line="276"/>
+        <w:ind w:left="400"/>
+      </w:pPr>
+      <w:r>
+        <w:t xml:space="preserve">○ Parce qu'un rôle ne peut pas être donné à une personne</w:t>
+      </w:r>
+    </w:p>
+    <w:p>
+      <w:pPr>
+        <w:spacing w:after="20" w:before="0" w:line="276"/>
+        <w:ind w:left="400"/>
+      </w:pPr>
+      <w:r>
+        <w:t xml:space="preserve">○ Pour cacher qui a quels droits</w:t>
+      </w:r>
+    </w:p>
+    <w:p>
+      <w:pPr>
+        <w:spacing w:after="120" w:before="40" w:line="276"/>
+        <w:ind w:left="400"/>
+      </w:pPr>
+      <w:r>
+        <w:rPr>
+          <w:i/>
+          <w:iCs/>
+        </w:rPr>
+        <w:t xml:space="preserve">Explication affichée :</w:t>
+      </w:r>
+      <w:r>
+        <w:t xml:space="preserve"> L'appartenance au groupe porte les droits. On entre ou on sort du groupe : les droits suivent, sans retoucher chaque compte.</w:t>
+      </w:r>
+    </w:p>
+    <w:p>
+      <w:pPr>
+        <w:pStyle w:val="Heading3"/>
+        <w:keepNext/>
+      </w:pPr>
+      <w:r>
+        <w:t xml:space="preserve">Parcours attendu</w:t>
+      </w:r>
+    </w:p>
+    <w:p>
+      <w:pPr>
+        <w:spacing w:after="40" w:before="0" w:line="276"/>
+        <w:ind w:left="300"/>
+      </w:pPr>
+      <w:r>
+        <w:t xml:space="preserve">1. Répondre à la question.</w:t>
+      </w:r>
+    </w:p>
+    <w:p>
+      <w:pPr>
+        <w:spacing w:after="40" w:before="0" w:line="276"/>
+        <w:ind w:left="300"/>
+      </w:pPr>
+      <w:r>
+        <w:t xml:space="preserve">2. Créer le groupe « Support N1 » (rôle Technicien, membres Karim et Nadia).</w:t>
+      </w:r>
+    </w:p>
+    <w:p>
+      <w:pPr>
+        <w:spacing w:after="40" w:before="0" w:line="276"/>
+        <w:ind w:left="300"/>
+      </w:pPr>
+      <w:r>
+        <w:t xml:space="preserve">3. Aiguiller INC-0001 vers la file du groupe, puis l'attribuer à Karim.</w:t>
+      </w:r>
+    </w:p>
+    <w:p>
+      <w:pPr>
+        <w:spacing w:after="40" w:before="0" w:line="276"/>
+        <w:ind w:left="300"/>
+      </w:pPr>
+      <w:r>
+        <w:t xml:space="preserve">4. Retirer Nadia des membres du groupe.</w:t>
+      </w:r>
+    </w:p>
+    <w:p>
+      <w:pPr>
+        <w:pStyle w:val="Heading3"/>
+        <w:keepNext/>
+      </w:pPr>
+      <w:r>
+        <w:t xml:space="preserve">Indices proposés</w:t>
+      </w:r>
+    </w:p>
+    <w:p>
+      <w:pPr>
+        <w:keepNext/>
+        <w:spacing w:after="20" w:before="0" w:line="276"/>
+      </w:pPr>
+      <w:r>
+        <w:rPr>
+          <w:b/>
+          <w:bCs/>
+        </w:rPr>
+        <w:t xml:space="preserve">Le groupe « Support N1 » existe, avec le rôle Technicien et Karim parmi ses membres</w:t>
+      </w:r>
+    </w:p>
+    <w:p>
+      <w:pPr>
+        <w:spacing w:after="20" w:before="0" w:line="276"/>
+        <w:ind w:left="300"/>
+      </w:pPr>
+      <w:r>
+        <w:t xml:space="preserve">Niveau 1 : Page « Groupes et délégations » du menu Administration : nom, rôles, membres.</w:t>
+      </w:r>
+    </w:p>
+    <w:p>
+      <w:pPr>
+        <w:keepNext/>
+        <w:spacing w:after="20" w:before="0" w:line="276"/>
+      </w:pPr>
+      <w:r>
+        <w:rPr>
+          <w:b/>
+          <w:bCs/>
+        </w:rPr>
+        <w:t xml:space="preserve">INC-0001 est attribué à Karim</w:t>
+      </w:r>
+    </w:p>
+    <w:p>
+      <w:pPr>
+        <w:spacing w:after="20" w:before="0" w:line="276"/>
+        <w:ind w:left="300"/>
+      </w:pPr>
+      <w:r>
+        <w:t xml:space="preserve">Niveau 1 : La liste des assignables ne contient que des techniciens : le groupe doit déjà être créé.</w:t>
+      </w:r>
+    </w:p>
+    <w:p>
+      <w:pPr>
+        <w:keepNext/>
+        <w:spacing w:after="20" w:before="0" w:line="276"/>
+      </w:pPr>
+      <w:r>
+        <w:rPr>
+          <w:b/>
+          <w:bCs/>
+        </w:rPr>
+        <w:t xml:space="preserve">Nadia n'est plus technicien (elle a quitté le groupe)</w:t>
+      </w:r>
+    </w:p>
+    <w:p>
+      <w:pPr>
+        <w:spacing w:after="20" w:before="0" w:line="276"/>
+        <w:ind w:left="300"/>
+      </w:pPr>
+      <w:r>
+        <w:t xml:space="preserve">Niveau 1 : Retirez la case de Nadia dans la liste des membres du groupe, puis enregistrez les membres.</w:t>
+      </w:r>
+    </w:p>
+    <w:tbl>
+      <w:tblPr>
+        <w:tblW w:type="dxa" w:w="9026"/>
+        <w:tblBorders>
+          <w:top w:val="single" w:color="auto" w:sz="4"/>
+          <w:left w:val="single" w:color="auto" w:sz="4"/>
+          <w:bottom w:val="single" w:color="auto" w:sz="4"/>
+          <w:right w:val="single" w:color="auto" w:sz="4"/>
+          <w:insideH w:val="single" w:color="auto" w:sz="4"/>
+          <w:insideV w:val="single" w:color="auto" w:sz="4"/>
+        </w:tblBorders>
+      </w:tblPr>
+      <w:tblGrid>
+        <w:gridCol w:w="9026"/>
+      </w:tblGrid>
+      <w:tr>
+        <w:tc>
+          <w:tcPr>
+            <w:tcW w:type="dxa" w:w="9026"/>
+            <w:tcBorders>
+              <w:top w:val="single" w:color="2E7D32" w:sz="4"/>
+              <w:left w:val="single" w:color="2E7D32" w:sz="24"/>
+              <w:bottom w:val="single" w:color="2E7D32" w:sz="4"/>
+              <w:right w:val="single" w:color="2E7D32" w:sz="4"/>
+            </w:tcBorders>
+            <w:shd w:fill="E6F4EA" w:color="auto" w:val="clear"/>
+            <w:tcMar>
+              <w:top w:type="dxa" w:w="100"/>
+              <w:left w:type="dxa" w:w="160"/>
+              <w:bottom w:type="dxa" w:w="100"/>
+              <w:right w:type="dxa" w:w="140"/>
+            </w:tcMar>
+          </w:tcPr>
+          <w:p>
+            <w:pPr>
+              <w:spacing w:after="60" w:before="0" w:line="276"/>
+            </w:pPr>
+            <w:r>
+              <w:rPr>
+                <w:b/>
+                <w:bCs/>
+                <w:color w:val="2E7D32"/>
+              </w:rPr>
+              <w:t xml:space="preserve">Pour aller plus loin — réponse guidée</w:t>
+            </w:r>
+          </w:p>
+          <w:p>
+            <w:pPr>
+              <w:spacing w:after="120" w:before="0" w:line="276"/>
+            </w:pPr>
+            <w:r>
+              <w:rPr>
+                <w:b/>
+                <w:bCs/>
+              </w:rPr>
+              <w:t xml:space="preserve">Question :</w:t>
+            </w:r>
+            <w:r>
+              <w:t xml:space="preserve"> Un technicien change de service. Que fait-on dans le groupe, et pourquoi est-ce plus sûr que de modifier son compte ?</w:t>
+            </w:r>
+          </w:p>
+          <w:p>
+            <w:pPr>
+              <w:spacing w:after="120" w:before="0" w:line="276"/>
+            </w:pPr>
+            <w:r>
+              <w:rPr>
+                <w:b/>
+                <w:bCs/>
+              </w:rPr>
+              <w:t xml:space="preserve">Réponse :</w:t>
+            </w:r>
+            <w:r>
+              <w:t xml:space="preserve"> On le retire du groupe : ses droits d'équipe disparaissent aussitôt. Un seul geste, tracé, sans oublier un rôle particulier sur son compte.</w:t>
+            </w:r>
+          </w:p>
+        </w:tc>
+      </w:tr>
+    </w:tbl>
+    <w:p>
+      <w:pPr>
+        <w:spacing w:after="60"/>
+      </w:pPr>
+    </w:p>
+    <w:tbl>
+      <w:tblPr>
+        <w:tblW w:type="dxa" w:w="9026"/>
+        <w:tblBorders>
+          <w:top w:val="single" w:color="auto" w:sz="4"/>
+          <w:left w:val="single" w:color="auto" w:sz="4"/>
+          <w:bottom w:val="single" w:color="auto" w:sz="4"/>
+          <w:right w:val="single" w:color="auto" w:sz="4"/>
+          <w:insideH w:val="single" w:color="auto" w:sz="4"/>
+          <w:insideV w:val="single" w:color="auto" w:sz="4"/>
+        </w:tblBorders>
+      </w:tblPr>
+      <w:tblGrid>
+        <w:gridCol w:w="9026"/>
+      </w:tblGrid>
+      <w:tr>
+        <w:tc>
+          <w:tcPr>
+            <w:tcW w:type="dxa" w:w="9026"/>
+            <w:tcBorders>
+              <w:top w:val="single" w:color="B26B00" w:sz="4"/>
+              <w:left w:val="single" w:color="B26B00" w:sz="24"/>
+              <w:bottom w:val="single" w:color="B26B00" w:sz="4"/>
+              <w:right w:val="single" w:color="B26B00" w:sz="4"/>
+            </w:tcBorders>
+            <w:shd w:fill="FFF4DC" w:color="auto" w:val="clear"/>
+            <w:tcMar>
+              <w:top w:type="dxa" w:w="100"/>
+              <w:left w:type="dxa" w:w="160"/>
+              <w:bottom w:type="dxa" w:w="100"/>
+              <w:right w:type="dxa" w:w="140"/>
+            </w:tcMar>
+          </w:tcPr>
+          <w:p>
+            <w:pPr>
+              <w:spacing w:after="60" w:before="0" w:line="276"/>
+            </w:pPr>
+            <w:r>
+              <w:rPr>
+                <w:b/>
+                <w:bCs/>
+                <w:color w:val="B26B00"/>
+              </w:rPr>
+              <w:t xml:space="preserve">Piège fréquent</w:t>
+            </w:r>
+          </w:p>
+          <w:p>
+            <w:pPr>
+              <w:spacing w:after="60" w:before="0" w:line="276"/>
+            </w:pPr>
+            <w:r>
+              <w:t xml:space="preserve">Donner le rôle à chaque personne et oublier de le retirer au départ : les droits s'accumulent.</w:t>
+            </w:r>
+          </w:p>
+        </w:tc>
+      </w:tr>
+    </w:tbl>
+    <w:p>
+      <w:pPr>
+        <w:spacing w:after="60"/>
+      </w:pPr>
+    </w:p>
+    <w:p>
+      <w:pPr>
+        <w:spacing w:after="120" w:before="0" w:line="276"/>
+      </w:pPr>
+      <w:r>
+        <w:rPr>
+          <w:b/>
+          <w:bCs/>
+        </w:rPr>
+        <w:t xml:space="preserve">Dans la réalité.</w:t>
+      </w:r>
+      <w:r>
+        <w:t xml:space="preserve"> Active Directory, Entra ID, GLPI, ServiceNow et Jira gèrent tous des groupes (ou équipes) : les droits se donnent au groupe, jamais à chacun. Les revues d'accès périodiques vérifient justement qui est dans quel groupe.</w:t>
+      </w:r>
+    </w:p>
+    <w:p>
+      <w:pPr>
+        <w:spacing w:after="120"/>
+      </w:pPr>
+    </w:p>
+    <w:p>
+      <w:pPr>
+        <w:pStyle w:val="Heading2"/>
+        <w:keepNext/>
+      </w:pPr>
+      <w:r>
+        <w:t xml:space="preserve">TP 46 — Délégation de droits pendant un congé</w:t>
+      </w:r>
+    </w:p>
+    <w:p>
+      <w:pPr>
+        <w:keepNext/>
+        <w:spacing w:after="120" w:before="0" w:line="276"/>
+      </w:pPr>
+      <w:r>
+        <w:rPr>
+          <w:i/>
+          <w:iCs/>
+          <w:color w:val="595959"/>
+        </w:rPr>
+        <w:t xml:space="preserve">Administration · 40 min · difficulté ★★★☆☆ · Gérer les habilitations (compétence travaillée) ; Assurer la traçabilité (élément de preuve possible) ; Participer à la vie de la cybersécurité (compétence travaillée)</w:t>
+      </w:r>
+    </w:p>
+    <w:p>
+      <w:pPr>
+        <w:spacing w:after="120" w:before="0" w:line="276"/>
+      </w:pPr>
+      <w:r>
+        <w:rPr>
+          <w:b/>
+          <w:bCs/>
+        </w:rPr>
+        <w:t xml:space="preserve">Contexte.</w:t>
+      </w:r>
+      <w:r>
+        <w:t xml:space="preserve"> David Petit, seul technicien de l'entreprise, part en congé. Karim Benali, qui n'a que le rôle « Utilisateur », doit le remplacer pendant 24 heures. Donner définitivement le rôle Technicien à Karim serait excessif : on utilise une </w:t>
+      </w:r>
+      <w:r>
+        <w:rPr>
+          <w:b/>
+          <w:bCs/>
+        </w:rPr>
+        <w:t xml:space="preserve">délégation</w:t>
+      </w:r>
+      <w:r>
+        <w:t xml:space="preserve">, qui prête le rôle pour une durée limitée.</w:t>
+      </w:r>
+    </w:p>
+    <w:p>
+      <w:pPr>
+        <w:spacing w:after="120" w:before="0" w:line="276"/>
+      </w:pPr>
+      <w:r>
+        <w:rPr>
+          <w:b/>
+          <w:bCs/>
+        </w:rPr>
+        <w:t xml:space="preserve">Horloge.</w:t>
+      </w:r>
+      <w:r>
+        <w:t xml:space="preserve"> Une délégation a une date de fin. Pour la voir expirer, faites avancer l'horloge (+1 jour) après avoir testé les droits de Karim : le droit disparaît sans que personne ne le retire.</w:t>
+      </w:r>
+    </w:p>
+    <w:p>
+      <w:pPr>
+        <w:pStyle w:val="Heading3"/>
+        <w:keepNext/>
+      </w:pPr>
+      <w:r>
+        <w:t xml:space="preserve">Objectifs et réponses attendues</w:t>
+      </w:r>
+    </w:p>
+    <w:p>
+      <w:pPr>
+        <w:spacing w:after="40" w:before="0" w:line="276"/>
+      </w:pPr>
+      <w:r>
+        <w:rPr>
+          <w:i/>
+          <w:iCs/>
+        </w:rPr>
+        <w:t xml:space="preserve">Vérifiés automatiquement par le simulateur :</w:t>
+      </w:r>
+    </w:p>
+    <w:p>
+      <w:pPr>
+        <w:pStyle w:val="ListParagraph"/>
+        <w:numPr>
+          <w:ilvl w:val="0"/>
+          <w:numId w:val="2"/>
+        </w:numPr>
+        <w:spacing w:after="60" w:line="276"/>
+      </w:pPr>
+      <w:r>
+        <w:t xml:space="preserve">David a délégué le rôle Technicien à Karim</w:t>
+      </w:r>
+    </w:p>
+    <w:p>
+      <w:pPr>
+        <w:pStyle w:val="ListParagraph"/>
+        <w:numPr>
+          <w:ilvl w:val="0"/>
+          <w:numId w:val="2"/>
+        </w:numPr>
+        <w:spacing w:after="60" w:line="276"/>
+      </w:pPr>
+      <w:r>
+        <w:t xml:space="preserve">Vous agissez en tant que Karim Benali</w:t>
+      </w:r>
+    </w:p>
+    <w:p>
+      <w:pPr>
+        <w:pStyle w:val="ListParagraph"/>
+        <w:numPr>
+          <w:ilvl w:val="0"/>
+          <w:numId w:val="2"/>
+        </w:numPr>
+        <w:spacing w:after="60" w:line="276"/>
+      </w:pPr>
+      <w:r>
+        <w:t xml:space="preserve">Karim a pris en charge INC-0001, et c'est lui qui l'a fait</w:t>
+      </w:r>
+    </w:p>
+    <w:p>
+      <w:pPr>
+        <w:pStyle w:val="ListParagraph"/>
+        <w:numPr>
+          <w:ilvl w:val="0"/>
+          <w:numId w:val="2"/>
+        </w:numPr>
+        <w:spacing w:after="60" w:line="276"/>
+      </w:pPr>
+      <w:r>
+        <w:t xml:space="preserve">La délégation est arrivée à échéance (faites avancer l'horloge)</w:t>
+      </w:r>
+    </w:p>
+    <w:p>
+      <w:pPr>
+        <w:spacing w:after="40" w:before="80" w:line="276"/>
+      </w:pPr>
+      <w:r>
+        <w:rPr>
+          <w:i/>
+          <w:iCs/>
+        </w:rPr>
+        <w:t xml:space="preserve">Questions posées :</w:t>
+      </w:r>
+    </w:p>
+    <w:p>
+      <w:pPr>
+        <w:keepNext/>
+        <w:spacing w:after="40" w:before="0" w:line="276"/>
+      </w:pPr>
+      <w:r>
+        <w:rPr>
+          <w:b/>
+          <w:bCs/>
+        </w:rPr>
+        <w:t xml:space="preserve">Justifier une délégation plutôt qu'un rôle permanent</w:t>
+      </w:r>
+      <w:r>
+        <w:t xml:space="preserve"> — </w:t>
+      </w:r>
+      <w:r>
+        <w:rPr>
+          <w:i/>
+          <w:iCs/>
+        </w:rPr>
+        <w:t xml:space="preserve">Pourquoi déléguer le rôle Technicien à Karim pour 24 heures plutôt que le lui attribuer ?</w:t>
+      </w:r>
+    </w:p>
+    <w:p>
+      <w:pPr>
+        <w:spacing w:after="20" w:before="0" w:line="276"/>
+        <w:ind w:left="400"/>
+      </w:pPr>
+      <w:r>
+        <w:t xml:space="preserve">○ Parce qu'un rôle ne peut jamais être attribué</w:t>
+      </w:r>
+    </w:p>
+    <w:p>
+      <w:pPr>
+        <w:spacing w:after="20" w:before="0" w:line="276"/>
+        <w:ind w:left="400"/>
+      </w:pPr>
+      <w:r>
+        <w:rPr>
+          <w:b/>
+          <w:bCs/>
+          <w:color w:val="2E7D32"/>
+        </w:rPr>
+        <w:t xml:space="preserve">✔ Parce que le droit disparaît seul à l'échéance : pas de droit permanent oublié</w:t>
+      </w:r>
+    </w:p>
+    <w:p>
+      <w:pPr>
+        <w:spacing w:after="20" w:before="0" w:line="276"/>
+        <w:ind w:left="400"/>
+      </w:pPr>
+      <w:r>
+        <w:t xml:space="preserve">○ Parce que Karim n'a pas de compte</w:t>
+      </w:r>
+    </w:p>
+    <w:p>
+      <w:pPr>
+        <w:spacing w:after="20" w:before="0" w:line="276"/>
+        <w:ind w:left="400"/>
+      </w:pPr>
+      <w:r>
+        <w:t xml:space="preserve">○ Parce que ça évite de tracer ses actions</w:t>
+      </w:r>
+    </w:p>
+    <w:p>
+      <w:pPr>
+        <w:spacing w:after="120" w:before="40" w:line="276"/>
+        <w:ind w:left="400"/>
+      </w:pPr>
+      <w:r>
+        <w:rPr>
+          <w:i/>
+          <w:iCs/>
+        </w:rPr>
+        <w:t xml:space="preserve">Explication affichée :</w:t>
+      </w:r>
+      <w:r>
+        <w:t xml:space="preserve"> Le besoin est temporaire (un congé) : le droit doit l'être aussi. L'échéance retire le droit sans qu'on ait à y penser.</w:t>
+      </w:r>
+    </w:p>
+    <w:p>
+      <w:pPr>
+        <w:keepNext/>
+        <w:spacing w:after="40" w:before="0" w:line="276"/>
+      </w:pPr>
+      <w:r>
+        <w:rPr>
+          <w:b/>
+          <w:bCs/>
+        </w:rPr>
+        <w:t xml:space="preserve">Prévoir ce qui arrive à Karim après l'échéance</w:t>
+      </w:r>
+      <w:r>
+        <w:t xml:space="preserve"> — </w:t>
+      </w:r>
+      <w:r>
+        <w:rPr>
+          <w:i/>
+          <w:iCs/>
+        </w:rPr>
+        <w:t xml:space="preserve">Après l'échéance, Karim tente de traiter un autre ticket. Que se passe-t-il ?</w:t>
+      </w:r>
+    </w:p>
+    <w:p>
+      <w:pPr>
+        <w:spacing w:after="20" w:before="0" w:line="276"/>
+        <w:ind w:left="400"/>
+      </w:pPr>
+      <w:r>
+        <w:t xml:space="preserve">○ Il le traite : il garde le rôle par habitude</w:t>
+      </w:r>
+    </w:p>
+    <w:p>
+      <w:pPr>
+        <w:spacing w:after="20" w:before="0" w:line="276"/>
+        <w:ind w:left="400"/>
+      </w:pPr>
+      <w:r>
+        <w:rPr>
+          <w:b/>
+          <w:bCs/>
+          <w:color w:val="2E7D32"/>
+        </w:rPr>
+        <w:t xml:space="preserve">✔ L'action est refusée : le droit a expiré sans que personne n'ait eu à le retirer</w:t>
+      </w:r>
+    </w:p>
+    <w:p>
+      <w:pPr>
+        <w:spacing w:after="20" w:before="0" w:line="276"/>
+        <w:ind w:left="400"/>
+      </w:pPr>
+      <w:r>
+        <w:t xml:space="preserve">○ Le ticket est traité au nom de David</w:t>
+      </w:r>
+    </w:p>
+    <w:p>
+      <w:pPr>
+        <w:spacing w:after="20" w:before="0" w:line="276"/>
+        <w:ind w:left="400"/>
+      </w:pPr>
+      <w:r>
+        <w:t xml:space="preserve">○ L'outil le supprime du système</w:t>
+      </w:r>
+    </w:p>
+    <w:p>
+      <w:pPr>
+        <w:spacing w:after="120" w:before="40" w:line="276"/>
+        <w:ind w:left="400"/>
+      </w:pPr>
+      <w:r>
+        <w:rPr>
+          <w:i/>
+          <w:iCs/>
+        </w:rPr>
+        <w:t xml:space="preserve">Explication affichée :</w:t>
+      </w:r>
+      <w:r>
+        <w:t xml:space="preserve"> À l'échéance, Karim retrouve ses seuls droits d'utilisateur. Chaque refus nomme le droit manquant.</w:t>
+      </w:r>
+    </w:p>
+    <w:p>
+      <w:pPr>
+        <w:pStyle w:val="Heading3"/>
+        <w:keepNext/>
+      </w:pPr>
+      <w:r>
+        <w:t xml:space="preserve">Parcours attendu</w:t>
+      </w:r>
+    </w:p>
+    <w:p>
+      <w:pPr>
+        <w:spacing w:after="40" w:before="0" w:line="276"/>
+        <w:ind w:left="300"/>
+      </w:pPr>
+      <w:r>
+        <w:t xml:space="preserve">1. Répondre à la question.</w:t>
+      </w:r>
+    </w:p>
+    <w:p>
+      <w:pPr>
+        <w:spacing w:after="40" w:before="0" w:line="276"/>
+        <w:ind w:left="300"/>
+      </w:pPr>
+      <w:r>
+        <w:t xml:space="preserve">2. Déléguer le rôle Technicien de David à Karim, 24 heures.</w:t>
+      </w:r>
+    </w:p>
+    <w:p>
+      <w:pPr>
+        <w:spacing w:after="40" w:before="0" w:line="276"/>
+        <w:ind w:left="300"/>
+      </w:pPr>
+      <w:r>
+        <w:t xml:space="preserve">3. Agir en tant que Karim : qualifier, attribuer à Karim, prendre en charge INC-0001.</w:t>
+      </w:r>
+    </w:p>
+    <w:p>
+      <w:pPr>
+        <w:spacing w:after="40" w:before="0" w:line="276"/>
+        <w:ind w:left="300"/>
+      </w:pPr>
+      <w:r>
+        <w:t xml:space="preserve">4. Avancer d'un jour : la délégation expire.</w:t>
+      </w:r>
+    </w:p>
+    <w:p>
+      <w:pPr>
+        <w:pStyle w:val="Heading3"/>
+        <w:keepNext/>
+      </w:pPr>
+      <w:r>
+        <w:t xml:space="preserve">Indices proposés</w:t>
+      </w:r>
+    </w:p>
+    <w:p>
+      <w:pPr>
+        <w:keepNext/>
+        <w:spacing w:after="20" w:before="0" w:line="276"/>
+      </w:pPr>
+      <w:r>
+        <w:rPr>
+          <w:b/>
+          <w:bCs/>
+        </w:rPr>
+        <w:t xml:space="preserve">David a délégué le rôle Technicien à Karim</w:t>
+      </w:r>
+    </w:p>
+    <w:p>
+      <w:pPr>
+        <w:spacing w:after="20" w:before="0" w:line="276"/>
+        <w:ind w:left="300"/>
+      </w:pPr>
+      <w:r>
+        <w:t xml:space="preserve">Niveau 1 : Page « Groupes et délégations » : choisissez De, Vers, Rôle et la durée.</w:t>
+      </w:r>
+    </w:p>
+    <w:p>
+      <w:pPr>
+        <w:keepNext/>
+        <w:spacing w:after="20" w:before="0" w:line="276"/>
+      </w:pPr>
+      <w:r>
+        <w:rPr>
+          <w:b/>
+          <w:bCs/>
+        </w:rPr>
+        <w:t xml:space="preserve">Karim a pris en charge INC-0001, et c'est lui qui l'a fait</w:t>
+      </w:r>
+    </w:p>
+    <w:p>
+      <w:pPr>
+        <w:spacing w:after="20" w:before="0" w:line="276"/>
+        <w:ind w:left="300"/>
+      </w:pPr>
+      <w:r>
+        <w:t xml:space="preserve">Niveau 1 : « Agir en tant que » Karim, puis qualifiez, attribuez (à lui-même) et prenez en charge le ticket.</w:t>
+      </w:r>
+    </w:p>
+    <w:p>
+      <w:pPr>
+        <w:keepNext/>
+        <w:spacing w:after="20" w:before="0" w:line="276"/>
+      </w:pPr>
+      <w:r>
+        <w:rPr>
+          <w:b/>
+          <w:bCs/>
+        </w:rPr>
+        <w:t xml:space="preserve">La délégation est arrivée à échéance (faites avancer l'horloge)</w:t>
+      </w:r>
+    </w:p>
+    <w:p>
+      <w:pPr>
+        <w:spacing w:after="20" w:before="0" w:line="276"/>
+        <w:ind w:left="300"/>
+      </w:pPr>
+      <w:r>
+        <w:t xml:space="preserve">Niveau 1 : L'échéance est dans 24 heures simulées : utilisez « +1 jour » en haut de la fenêtre.</w:t>
+      </w:r>
+    </w:p>
+    <w:tbl>
+      <w:tblPr>
+        <w:tblW w:type="dxa" w:w="9026"/>
+        <w:tblBorders>
+          <w:top w:val="single" w:color="auto" w:sz="4"/>
+          <w:left w:val="single" w:color="auto" w:sz="4"/>
+          <w:bottom w:val="single" w:color="auto" w:sz="4"/>
+          <w:right w:val="single" w:color="auto" w:sz="4"/>
+          <w:insideH w:val="single" w:color="auto" w:sz="4"/>
+          <w:insideV w:val="single" w:color="auto" w:sz="4"/>
+        </w:tblBorders>
+      </w:tblPr>
+      <w:tblGrid>
+        <w:gridCol w:w="9026"/>
+      </w:tblGrid>
+      <w:tr>
+        <w:tc>
+          <w:tcPr>
+            <w:tcW w:type="dxa" w:w="9026"/>
+            <w:tcBorders>
+              <w:top w:val="single" w:color="2E7D32" w:sz="4"/>
+              <w:left w:val="single" w:color="2E7D32" w:sz="24"/>
+              <w:bottom w:val="single" w:color="2E7D32" w:sz="4"/>
+              <w:right w:val="single" w:color="2E7D32" w:sz="4"/>
+            </w:tcBorders>
+            <w:shd w:fill="E6F4EA" w:color="auto" w:val="clear"/>
+            <w:tcMar>
+              <w:top w:type="dxa" w:w="100"/>
+              <w:left w:type="dxa" w:w="160"/>
+              <w:bottom w:type="dxa" w:w="100"/>
+              <w:right w:type="dxa" w:w="140"/>
+            </w:tcMar>
+          </w:tcPr>
+          <w:p>
+            <w:pPr>
+              <w:spacing w:after="60" w:before="0" w:line="276"/>
+            </w:pPr>
+            <w:r>
+              <w:rPr>
+                <w:b/>
+                <w:bCs/>
+                <w:color w:val="2E7D32"/>
+              </w:rPr>
+              <w:t xml:space="preserve">Pour aller plus loin — réponse guidée</w:t>
+            </w:r>
+          </w:p>
+          <w:p>
+            <w:pPr>
+              <w:spacing w:after="120" w:before="0" w:line="276"/>
+            </w:pPr>
+            <w:r>
+              <w:rPr>
+                <w:b/>
+                <w:bCs/>
+              </w:rPr>
+              <w:t xml:space="preserve">Question :</w:t>
+            </w:r>
+            <w:r>
+              <w:t xml:space="preserve"> Pourquoi le rôle d'administrateur ne doit-il pas se déléguer comme les autres ?</w:t>
+            </w:r>
+          </w:p>
+          <w:p>
+            <w:pPr>
+              <w:spacing w:after="120" w:before="0" w:line="276"/>
+            </w:pPr>
+            <w:r>
+              <w:rPr>
+                <w:b/>
+                <w:bCs/>
+              </w:rPr>
+              <w:t xml:space="preserve">Réponse :</w:t>
+            </w:r>
+            <w:r>
+              <w:t xml:space="preserve"> Il permet de modifier les droits de tous, y compris les siens : le déléguer reviendrait à contourner la séparation des tâches. Il se donne de façon tracée, par une personne habilitée.</w:t>
+            </w:r>
+          </w:p>
+        </w:tc>
+      </w:tr>
+    </w:tbl>
+    <w:p>
+      <w:pPr>
+        <w:spacing w:after="60"/>
+      </w:pPr>
+    </w:p>
+    <w:tbl>
+      <w:tblPr>
+        <w:tblW w:type="dxa" w:w="9026"/>
+        <w:tblBorders>
+          <w:top w:val="single" w:color="auto" w:sz="4"/>
+          <w:left w:val="single" w:color="auto" w:sz="4"/>
+          <w:bottom w:val="single" w:color="auto" w:sz="4"/>
+          <w:right w:val="single" w:color="auto" w:sz="4"/>
+          <w:insideH w:val="single" w:color="auto" w:sz="4"/>
+          <w:insideV w:val="single" w:color="auto" w:sz="4"/>
+        </w:tblBorders>
+      </w:tblPr>
+      <w:tblGrid>
+        <w:gridCol w:w="9026"/>
+      </w:tblGrid>
+      <w:tr>
+        <w:tc>
+          <w:tcPr>
+            <w:tcW w:type="dxa" w:w="9026"/>
+            <w:tcBorders>
+              <w:top w:val="single" w:color="B26B00" w:sz="4"/>
+              <w:left w:val="single" w:color="B26B00" w:sz="24"/>
+              <w:bottom w:val="single" w:color="B26B00" w:sz="4"/>
+              <w:right w:val="single" w:color="B26B00" w:sz="4"/>
+            </w:tcBorders>
+            <w:shd w:fill="FFF4DC" w:color="auto" w:val="clear"/>
+            <w:tcMar>
+              <w:top w:type="dxa" w:w="100"/>
+              <w:left w:type="dxa" w:w="160"/>
+              <w:bottom w:type="dxa" w:w="100"/>
+              <w:right w:type="dxa" w:w="140"/>
+            </w:tcMar>
+          </w:tcPr>
+          <w:p>
+            <w:pPr>
+              <w:spacing w:after="60" w:before="0" w:line="276"/>
+            </w:pPr>
+            <w:r>
+              <w:rPr>
+                <w:b/>
+                <w:bCs/>
+                <w:color w:val="B26B00"/>
+              </w:rPr>
+              <w:t xml:space="preserve">Piège fréquent</w:t>
+            </w:r>
+          </w:p>
+          <w:p>
+            <w:pPr>
+              <w:spacing w:after="60" w:before="0" w:line="276"/>
+            </w:pPr>
+            <w:r>
+              <w:t xml:space="preserve">Prolonger une délégation « pour simplifier » : une délégation sans fin devient un droit permanent.</w:t>
+            </w:r>
+          </w:p>
+        </w:tc>
+      </w:tr>
+    </w:tbl>
+    <w:p>
+      <w:pPr>
+        <w:spacing w:after="60"/>
+      </w:pPr>
+    </w:p>
+    <w:p>
+      <w:pPr>
+        <w:spacing w:after="120" w:before="0" w:line="276"/>
+      </w:pPr>
+      <w:r>
+        <w:rPr>
+          <w:b/>
+          <w:bCs/>
+        </w:rPr>
+        <w:t xml:space="preserve">Dans la réalité.</w:t>
+      </w:r>
+      <w:r>
+        <w:t xml:space="preserve"> Les outils réels appellent cela « remplaçant » (ServiceNow : délégation), « absence » ou « substitution » (GLPI), ou un accès temporaire (PIM dans Entra ID). Le principe est constant : durée bornée, traçabilité au nom de la personne qui agit, interdiction de déléguer les droits d'administration.</w:t>
       </w:r>
     </w:p>
     <w:p>
@@ -33684,7 +37014,7 @@
                 <w:b/>
                 <w:bCs/>
               </w:rPr>
-              <w:t xml:space="preserve">Catégorie</w:t>
+              <w:t xml:space="preserve">Calendrier de SLA</w:t>
             </w:r>
           </w:p>
         </w:tc>
@@ -33710,7 +37040,7 @@
               <w:spacing w:after="40" w:before="0" w:line="276"/>
             </w:pPr>
             <w:r>
-              <w:t xml:space="preserve">Classement d'un ticket pour l'orienter vers la bonne équipe.</w:t>
+              <w:t xml:space="preserve">Heures qui comptent dans le décompte : continu (24 h / 24) ou ouvrées (lundi–vendredi, 8 h–18 h).</w:t>
             </w:r>
           </w:p>
         </w:tc>
@@ -33746,7 +37076,7 @@
                 <w:b/>
                 <w:bCs/>
               </w:rPr>
-              <w:t xml:space="preserve">Changement (change)</w:t>
+              <w:t xml:space="preserve">Catégorie</w:t>
             </w:r>
           </w:p>
         </w:tc>
@@ -33772,7 +37102,7 @@
               <w:spacing w:after="40" w:before="0" w:line="276"/>
             </w:pPr>
             <w:r>
-              <w:t xml:space="preserve">Modification de la production, soumise à évaluation et approbation.</w:t>
+              <w:t xml:space="preserve">Classement d'un ticket pour l'orienter vers la bonne équipe.</w:t>
             </w:r>
           </w:p>
         </w:tc>
@@ -33808,7 +37138,7 @@
                 <w:b/>
                 <w:bCs/>
               </w:rPr>
-              <w:t xml:space="preserve">CI (élément de configuration)</w:t>
+              <w:t xml:space="preserve">Changement (change)</w:t>
             </w:r>
           </w:p>
         </w:tc>
@@ -33834,7 +37164,7 @@
               <w:spacing w:after="40" w:before="0" w:line="276"/>
             </w:pPr>
             <w:r>
-              <w:t xml:space="preserve">Élément dont on suit les dépendances dans la CMDB.</w:t>
+              <w:t xml:space="preserve">Modification de la production, soumise à évaluation et approbation.</w:t>
             </w:r>
           </w:p>
         </w:tc>
@@ -33870,7 +37200,7 @@
                 <w:b/>
                 <w:bCs/>
               </w:rPr>
-              <w:t xml:space="preserve">Clôture</w:t>
+              <w:t xml:space="preserve">CI (élément de configuration)</w:t>
             </w:r>
           </w:p>
         </w:tc>
@@ -33896,7 +37226,7 @@
               <w:spacing w:after="40" w:before="0" w:line="276"/>
             </w:pPr>
             <w:r>
-              <w:t xml:space="preserve">Statut final d'un ticket après confirmation de l'utilisateur.</w:t>
+              <w:t xml:space="preserve">Élément dont on suit les dépendances dans la CMDB.</w:t>
             </w:r>
           </w:p>
         </w:tc>
@@ -33932,7 +37262,7 @@
                 <w:b/>
                 <w:bCs/>
               </w:rPr>
-              <w:t xml:space="preserve">CMDB</w:t>
+              <w:t xml:space="preserve">Clôture</w:t>
             </w:r>
           </w:p>
         </w:tc>
@@ -33958,7 +37288,7 @@
               <w:spacing w:after="40" w:before="0" w:line="276"/>
             </w:pPr>
             <w:r>
-              <w:t xml:space="preserve">Base des éléments de configuration et de leurs relations.</w:t>
+              <w:t xml:space="preserve">Statut final d'un ticket après confirmation de l'utilisateur.</w:t>
             </w:r>
           </w:p>
         </w:tc>
@@ -33994,7 +37324,7 @@
                 <w:b/>
                 <w:bCs/>
               </w:rPr>
-              <w:t xml:space="preserve">Conformité</w:t>
+              <w:t xml:space="preserve">CMDB</w:t>
             </w:r>
           </w:p>
         </w:tc>
@@ -34020,7 +37350,7 @@
               <w:spacing w:after="40" w:before="0" w:line="276"/>
             </w:pPr>
             <w:r>
-              <w:t xml:space="preserve">Comparaison entre droits achetés et installations constatées.</w:t>
+              <w:t xml:space="preserve">Base des éléments de configuration et de leurs relations.</w:t>
             </w:r>
           </w:p>
         </w:tc>
@@ -34056,7 +37386,7 @@
                 <w:b/>
                 <w:bCs/>
               </w:rPr>
-              <w:t xml:space="preserve">Contournement (workaround)</w:t>
+              <w:t xml:space="preserve">Conformité</w:t>
             </w:r>
           </w:p>
         </w:tc>
@@ -34082,7 +37412,7 @@
               <w:spacing w:after="40" w:before="0" w:line="276"/>
             </w:pPr>
             <w:r>
-              <w:t xml:space="preserve">Moyen de rétablir le service en attendant la correction définitive.</w:t>
+              <w:t xml:space="preserve">Comparaison entre droits achetés et installations constatées.</w:t>
             </w:r>
           </w:p>
         </w:tc>
@@ -34118,7 +37448,7 @@
                 <w:b/>
                 <w:bCs/>
               </w:rPr>
-              <w:t xml:space="preserve">Découverte réseau</w:t>
+              <w:t xml:space="preserve">Contournement (workaround)</w:t>
             </w:r>
           </w:p>
         </w:tc>
@@ -34144,7 +37474,7 @@
               <w:spacing w:after="40" w:before="0" w:line="276"/>
             </w:pPr>
             <w:r>
-              <w:t xml:space="preserve">Scan d'une plage d'adresses pour détecter les équipements qui répondent.</w:t>
+              <w:t xml:space="preserve">Moyen de rétablir le service en attendant la correction définitive.</w:t>
             </w:r>
           </w:p>
         </w:tc>
@@ -34180,7 +37510,7 @@
                 <w:b/>
                 <w:bCs/>
               </w:rPr>
-              <w:t xml:space="preserve">Demande de service</w:t>
+              <w:t xml:space="preserve">Découverte réseau</w:t>
             </w:r>
           </w:p>
         </w:tc>
@@ -34206,7 +37536,7 @@
               <w:spacing w:after="40" w:before="0" w:line="276"/>
             </w:pPr>
             <w:r>
-              <w:t xml:space="preserve">Demande de quelque chose de prévu au catalogue.</w:t>
+              <w:t xml:space="preserve">Scan d'une plage d'adresses pour détecter les équipements qui répondent.</w:t>
             </w:r>
           </w:p>
         </w:tc>
@@ -34242,7 +37572,7 @@
                 <w:b/>
                 <w:bCs/>
               </w:rPr>
-              <w:t xml:space="preserve">Erreur connue</w:t>
+              <w:t xml:space="preserve">Délégation</w:t>
             </w:r>
           </w:p>
         </w:tc>
@@ -34268,7 +37598,255 @@
               <w:spacing w:after="40" w:before="0" w:line="276"/>
             </w:pPr>
             <w:r>
+              <w:t xml:space="preserve">Prêt temporaire d'un rôle à une personne, avec une date de fin.</w:t>
+            </w:r>
+          </w:p>
+        </w:tc>
+      </w:tr>
+      <w:tr>
+        <w:trPr>
+          <w:cantSplit/>
+        </w:trPr>
+        <w:tc>
+          <w:tcPr>
+            <w:tcW w:type="dxa" w:w="2800"/>
+            <w:tcBorders>
+              <w:top w:val="single" w:color="BFBFBF" w:sz="4"/>
+              <w:left w:val="single" w:color="BFBFBF" w:sz="4"/>
+              <w:bottom w:val="single" w:color="BFBFBF" w:sz="4"/>
+              <w:right w:val="single" w:color="BFBFBF" w:sz="4"/>
+            </w:tcBorders>
+            <w:shd w:fill="F2F2F2" w:color="auto" w:val="clear"/>
+            <w:tcMar>
+              <w:top w:type="dxa" w:w="70"/>
+              <w:left w:type="dxa" w:w="110"/>
+              <w:bottom w:type="dxa" w:w="70"/>
+              <w:right w:type="dxa" w:w="110"/>
+            </w:tcMar>
+            <w:vAlign w:val="top"/>
+          </w:tcPr>
+          <w:p>
+            <w:pPr>
+              <w:spacing w:after="40" w:before="0" w:line="276"/>
+            </w:pPr>
+            <w:r>
+              <w:rPr>
+                <w:b/>
+                <w:bCs/>
+              </w:rPr>
+              <w:t xml:space="preserve">Demande de service</w:t>
+            </w:r>
+          </w:p>
+        </w:tc>
+        <w:tc>
+          <w:tcPr>
+            <w:tcW w:type="dxa" w:w="6226"/>
+            <w:tcBorders>
+              <w:top w:val="single" w:color="BFBFBF" w:sz="4"/>
+              <w:left w:val="single" w:color="BFBFBF" w:sz="4"/>
+              <w:bottom w:val="single" w:color="BFBFBF" w:sz="4"/>
+              <w:right w:val="single" w:color="BFBFBF" w:sz="4"/>
+            </w:tcBorders>
+            <w:tcMar>
+              <w:top w:type="dxa" w:w="70"/>
+              <w:left w:type="dxa" w:w="110"/>
+              <w:bottom w:type="dxa" w:w="70"/>
+              <w:right w:type="dxa" w:w="110"/>
+            </w:tcMar>
+            <w:vAlign w:val="top"/>
+          </w:tcPr>
+          <w:p>
+            <w:pPr>
+              <w:spacing w:after="40" w:before="0" w:line="276"/>
+            </w:pPr>
+            <w:r>
+              <w:t xml:space="preserve">Demande de quelque chose de prévu au catalogue.</w:t>
+            </w:r>
+          </w:p>
+        </w:tc>
+      </w:tr>
+      <w:tr>
+        <w:trPr>
+          <w:cantSplit/>
+        </w:trPr>
+        <w:tc>
+          <w:tcPr>
+            <w:tcW w:type="dxa" w:w="2800"/>
+            <w:tcBorders>
+              <w:top w:val="single" w:color="BFBFBF" w:sz="4"/>
+              <w:left w:val="single" w:color="BFBFBF" w:sz="4"/>
+              <w:bottom w:val="single" w:color="BFBFBF" w:sz="4"/>
+              <w:right w:val="single" w:color="BFBFBF" w:sz="4"/>
+            </w:tcBorders>
+            <w:shd w:fill="F2F2F2" w:color="auto" w:val="clear"/>
+            <w:tcMar>
+              <w:top w:type="dxa" w:w="70"/>
+              <w:left w:type="dxa" w:w="110"/>
+              <w:bottom w:type="dxa" w:w="70"/>
+              <w:right w:type="dxa" w:w="110"/>
+            </w:tcMar>
+            <w:vAlign w:val="top"/>
+          </w:tcPr>
+          <w:p>
+            <w:pPr>
+              <w:spacing w:after="40" w:before="0" w:line="276"/>
+            </w:pPr>
+            <w:r>
+              <w:rPr>
+                <w:b/>
+                <w:bCs/>
+              </w:rPr>
+              <w:t xml:space="preserve">Erreur connue</w:t>
+            </w:r>
+          </w:p>
+        </w:tc>
+        <w:tc>
+          <w:tcPr>
+            <w:tcW w:type="dxa" w:w="6226"/>
+            <w:tcBorders>
+              <w:top w:val="single" w:color="BFBFBF" w:sz="4"/>
+              <w:left w:val="single" w:color="BFBFBF" w:sz="4"/>
+              <w:bottom w:val="single" w:color="BFBFBF" w:sz="4"/>
+              <w:right w:val="single" w:color="BFBFBF" w:sz="4"/>
+            </w:tcBorders>
+            <w:tcMar>
+              <w:top w:type="dxa" w:w="70"/>
+              <w:left w:type="dxa" w:w="110"/>
+              <w:bottom w:type="dxa" w:w="70"/>
+              <w:right w:type="dxa" w:w="110"/>
+            </w:tcMar>
+            <w:vAlign w:val="top"/>
+          </w:tcPr>
+          <w:p>
+            <w:pPr>
+              <w:spacing w:after="40" w:before="0" w:line="276"/>
+            </w:pPr>
+            <w:r>
               <w:t xml:space="preserve">Problème dont la cause et le contournement sont documentés.</w:t>
+            </w:r>
+          </w:p>
+        </w:tc>
+      </w:tr>
+      <w:tr>
+        <w:trPr>
+          <w:cantSplit/>
+        </w:trPr>
+        <w:tc>
+          <w:tcPr>
+            <w:tcW w:type="dxa" w:w="2800"/>
+            <w:tcBorders>
+              <w:top w:val="single" w:color="BFBFBF" w:sz="4"/>
+              <w:left w:val="single" w:color="BFBFBF" w:sz="4"/>
+              <w:bottom w:val="single" w:color="BFBFBF" w:sz="4"/>
+              <w:right w:val="single" w:color="BFBFBF" w:sz="4"/>
+            </w:tcBorders>
+            <w:shd w:fill="F2F2F2" w:color="auto" w:val="clear"/>
+            <w:tcMar>
+              <w:top w:type="dxa" w:w="70"/>
+              <w:left w:type="dxa" w:w="110"/>
+              <w:bottom w:type="dxa" w:w="70"/>
+              <w:right w:type="dxa" w:w="110"/>
+            </w:tcMar>
+            <w:vAlign w:val="top"/>
+          </w:tcPr>
+          <w:p>
+            <w:pPr>
+              <w:spacing w:after="40" w:before="0" w:line="276"/>
+            </w:pPr>
+            <w:r>
+              <w:rPr>
+                <w:b/>
+                <w:bCs/>
+              </w:rPr>
+              <w:t xml:space="preserve">Groupe</w:t>
+            </w:r>
+          </w:p>
+        </w:tc>
+        <w:tc>
+          <w:tcPr>
+            <w:tcW w:type="dxa" w:w="6226"/>
+            <w:tcBorders>
+              <w:top w:val="single" w:color="BFBFBF" w:sz="4"/>
+              <w:left w:val="single" w:color="BFBFBF" w:sz="4"/>
+              <w:bottom w:val="single" w:color="BFBFBF" w:sz="4"/>
+              <w:right w:val="single" w:color="BFBFBF" w:sz="4"/>
+            </w:tcBorders>
+            <w:tcMar>
+              <w:top w:type="dxa" w:w="70"/>
+              <w:left w:type="dxa" w:w="110"/>
+              <w:bottom w:type="dxa" w:w="70"/>
+              <w:right w:type="dxa" w:w="110"/>
+            </w:tcMar>
+            <w:vAlign w:val="top"/>
+          </w:tcPr>
+          <w:p>
+            <w:pPr>
+              <w:spacing w:after="40" w:before="0" w:line="276"/>
+            </w:pPr>
+            <w:r>
+              <w:t xml:space="preserve">Ensemble de personnes qui reçoivent ensemble les rôles du groupe.</w:t>
+            </w:r>
+          </w:p>
+        </w:tc>
+      </w:tr>
+      <w:tr>
+        <w:trPr>
+          <w:cantSplit/>
+        </w:trPr>
+        <w:tc>
+          <w:tcPr>
+            <w:tcW w:type="dxa" w:w="2800"/>
+            <w:tcBorders>
+              <w:top w:val="single" w:color="BFBFBF" w:sz="4"/>
+              <w:left w:val="single" w:color="BFBFBF" w:sz="4"/>
+              <w:bottom w:val="single" w:color="BFBFBF" w:sz="4"/>
+              <w:right w:val="single" w:color="BFBFBF" w:sz="4"/>
+            </w:tcBorders>
+            <w:shd w:fill="F2F2F2" w:color="auto" w:val="clear"/>
+            <w:tcMar>
+              <w:top w:type="dxa" w:w="70"/>
+              <w:left w:type="dxa" w:w="110"/>
+              <w:bottom w:type="dxa" w:w="70"/>
+              <w:right w:type="dxa" w:w="110"/>
+            </w:tcMar>
+            <w:vAlign w:val="top"/>
+          </w:tcPr>
+          <w:p>
+            <w:pPr>
+              <w:spacing w:after="40" w:before="0" w:line="276"/>
+            </w:pPr>
+            <w:r>
+              <w:rPr>
+                <w:b/>
+                <w:bCs/>
+              </w:rPr>
+              <w:t xml:space="preserve">Hyperviseur</w:t>
+            </w:r>
+          </w:p>
+        </w:tc>
+        <w:tc>
+          <w:tcPr>
+            <w:tcW w:type="dxa" w:w="6226"/>
+            <w:tcBorders>
+              <w:top w:val="single" w:color="BFBFBF" w:sz="4"/>
+              <w:left w:val="single" w:color="BFBFBF" w:sz="4"/>
+              <w:bottom w:val="single" w:color="BFBFBF" w:sz="4"/>
+              <w:right w:val="single" w:color="BFBFBF" w:sz="4"/>
+            </w:tcBorders>
+            <w:tcMar>
+              <w:top w:type="dxa" w:w="70"/>
+              <w:left w:type="dxa" w:w="110"/>
+              <w:bottom w:type="dxa" w:w="70"/>
+              <w:right w:type="dxa" w:w="110"/>
+            </w:tcMar>
+            <w:vAlign w:val="top"/>
+          </w:tcPr>
+          <w:p>
+            <w:pPr>
+              <w:spacing w:after="40" w:before="0" w:line="276"/>
+            </w:pPr>
+            <w:r>
+              <w:t xml:space="preserve">Logiciel ou serveur qui héberge des machines virtuelles.</w:t>
             </w:r>
           </w:p>
         </w:tc>

--- a/docs/livrets/InfraLab-Livret-enseignant.docx
+++ b/docs/livrets/InfraLab-Livret-enseignant.docx
@@ -507,7 +507,7 @@
         <w:t xml:space="preserve">guide par TP</w:t>
       </w:r>
       <w:r>
-        <w:t xml:space="preserve"> (46) avec les réponses aux questions du simulateur, le parcours attendu, les indices et les pièges, et des repères pour conduire les séances et évaluer.</w:t>
+        <w:t xml:space="preserve"> (48) avec les réponses aux questions du simulateur, le parcours attendu, les indices et les pièges, et des repères pour conduire les séances et évaluer.</w:t>
       </w:r>
     </w:p>
     <w:tbl>
@@ -999,7 +999,7 @@
               <w:spacing w:after="40" w:before="0" w:line="276"/>
             </w:pPr>
             <w:r>
-              <w:t xml:space="preserve">Service desk : chapitre 3, TD 5 et 6, TP 11 à 14, 42.</w:t>
+              <w:t xml:space="preserve">Service desk : chapitre 3, TD 5 et 6, TP 11 à 14, 42, 47 et 48.</w:t>
             </w:r>
           </w:p>
         </w:tc>
@@ -36571,6 +36571,1275 @@
       </w:r>
       <w:r>
         <w:t xml:space="preserve"> Les outils réels appellent cela « remplaçant » (ServiceNow : délégation), « absence » ou « substitution » (GLPI), ou un accès temporaire (PIM dans Entra ID). Le principe est constant : durée bornée, traçabilité au nom de la personne qui agit, interdiction de déléguer les droits d'administration.</w:t>
+      </w:r>
+    </w:p>
+    <w:p>
+      <w:pPr>
+        <w:spacing w:after="120"/>
+      </w:pPr>
+    </w:p>
+    <w:p>
+      <w:pPr>
+        <w:pStyle w:val="Heading2"/>
+        <w:keepNext/>
+      </w:pPr>
+      <w:r>
+        <w:t xml:space="preserve">TP 47 — Passer la main : l'escalade fonctionnelle</w:t>
+      </w:r>
+    </w:p>
+    <w:p>
+      <w:pPr>
+        <w:keepNext/>
+        <w:spacing w:after="120" w:before="0" w:line="276"/>
+      </w:pPr>
+      <w:r>
+        <w:rPr>
+          <w:i/>
+          <w:iCs/>
+          <w:color w:val="595959"/>
+        </w:rPr>
+        <w:t xml:space="preserve">Service Desk · 40 min · difficulté ★★☆☆☆ · Répondre aux incidents et aux demandes (compétence travaillée) ; Exploiter et dépanner (compétence travaillée)</w:t>
+      </w:r>
+    </w:p>
+    <w:p>
+      <w:pPr>
+        <w:spacing w:after="120" w:before="0" w:line="276"/>
+      </w:pPr>
+      <w:r>
+        <w:rPr>
+          <w:b/>
+          <w:bCs/>
+        </w:rPr>
+        <w:t xml:space="preserve">Contexte.</w:t>
+      </w:r>
+      <w:r>
+        <w:t xml:space="preserve"> Alice (Comptabilité) ne peut plus ouvrir le partage de fichiers de la compta : « Accès refusé, je suis bloquée pour la clôture ». Le service desk de niveau 1 (David) reprend l'appel. Le niveau 2 (Samir Haddad, groupe « Support N2 ») est joignable. À vous de décider quand passer la main, et comment.</w:t>
+      </w:r>
+    </w:p>
+    <w:p>
+      <w:pPr>
+        <w:spacing w:after="120" w:before="0" w:line="276"/>
+      </w:pPr>
+      <w:r>
+        <w:rPr>
+          <w:b/>
+          <w:bCs/>
+        </w:rPr>
+        <w:t xml:space="preserve">Horloge.</w:t>
+      </w:r>
+      <w:r>
+        <w:t xml:space="preserve"> Ce TP se joue sur la durée : un incident dure quand on n'arrive pas à le résoudre. Cliquez sur « +1 h » sept fois (soit 7 h de temps simulé) pour que le SLA devienne « À risque », puis escaladez.</w:t>
+      </w:r>
+    </w:p>
+    <w:p>
+      <w:pPr>
+        <w:pStyle w:val="Heading3"/>
+        <w:keepNext/>
+      </w:pPr>
+      <w:r>
+        <w:t xml:space="preserve">Objectifs et réponses attendues</w:t>
+      </w:r>
+    </w:p>
+    <w:p>
+      <w:pPr>
+        <w:spacing w:after="40" w:before="0" w:line="276"/>
+      </w:pPr>
+      <w:r>
+        <w:rPr>
+          <w:i/>
+          <w:iCs/>
+        </w:rPr>
+        <w:t xml:space="preserve">Vérifiés automatiquement par le simulateur :</w:t>
+      </w:r>
+    </w:p>
+    <w:p>
+      <w:pPr>
+        <w:pStyle w:val="ListParagraph"/>
+        <w:numPr>
+          <w:ilvl w:val="0"/>
+          <w:numId w:val="2"/>
+        </w:numPr>
+        <w:spacing w:after="60" w:line="276"/>
+      </w:pPr>
+      <w:r>
+        <w:t xml:space="preserve">INC-0001 est qualifié P2, attribué à David et pris en charge, avec un commentaire</w:t>
+      </w:r>
+    </w:p>
+    <w:p>
+      <w:pPr>
+        <w:pStyle w:val="ListParagraph"/>
+        <w:numPr>
+          <w:ilvl w:val="0"/>
+          <w:numId w:val="2"/>
+        </w:numPr>
+        <w:spacing w:after="60" w:line="276"/>
+      </w:pPr>
+      <w:r>
+        <w:t xml:space="preserve">Le temps a passé : 7 h se sont écoulées (utilisez « +1 h »)</w:t>
+      </w:r>
+    </w:p>
+    <w:p>
+      <w:pPr>
+        <w:pStyle w:val="ListParagraph"/>
+        <w:numPr>
+          <w:ilvl w:val="0"/>
+          <w:numId w:val="2"/>
+        </w:numPr>
+        <w:spacing w:after="60" w:line="276"/>
+      </w:pPr>
+      <w:r>
+        <w:t xml:space="preserve">INC-0001 est escaladé au niveau 2, vers « Support N2 »</w:t>
+      </w:r>
+    </w:p>
+    <w:p>
+      <w:pPr>
+        <w:pStyle w:val="ListParagraph"/>
+        <w:numPr>
+          <w:ilvl w:val="0"/>
+          <w:numId w:val="2"/>
+        </w:numPr>
+        <w:spacing w:after="60" w:line="276"/>
+      </w:pPr>
+      <w:r>
+        <w:t xml:space="preserve">Le ticket est au niveau de support 2</w:t>
+      </w:r>
+    </w:p>
+    <w:p>
+      <w:pPr>
+        <w:pStyle w:val="ListParagraph"/>
+        <w:numPr>
+          <w:ilvl w:val="0"/>
+          <w:numId w:val="2"/>
+        </w:numPr>
+        <w:spacing w:after="60" w:line="276"/>
+      </w:pPr>
+      <w:r>
+        <w:t xml:space="preserve">Samir (niveau 2) a repris le ticket</w:t>
+      </w:r>
+    </w:p>
+    <w:p>
+      <w:pPr>
+        <w:pStyle w:val="ListParagraph"/>
+        <w:numPr>
+          <w:ilvl w:val="0"/>
+          <w:numId w:val="2"/>
+        </w:numPr>
+        <w:spacing w:after="60" w:line="276"/>
+      </w:pPr>
+      <w:r>
+        <w:t xml:space="preserve">INC-0001 est résolu avec une solution documentée</w:t>
+      </w:r>
+    </w:p>
+    <w:p>
+      <w:pPr>
+        <w:spacing w:after="40" w:before="80" w:line="276"/>
+      </w:pPr>
+      <w:r>
+        <w:rPr>
+          <w:i/>
+          <w:iCs/>
+        </w:rPr>
+        <w:t xml:space="preserve">Questions posées :</w:t>
+      </w:r>
+    </w:p>
+    <w:p>
+      <w:pPr>
+        <w:keepNext/>
+        <w:spacing w:after="40" w:before="0" w:line="276"/>
+      </w:pPr>
+      <w:r>
+        <w:rPr>
+          <w:b/>
+          <w:bCs/>
+        </w:rPr>
+        <w:t xml:space="preserve">Distinguer les deux types d'escalade</w:t>
+      </w:r>
+      <w:r>
+        <w:t xml:space="preserve"> — </w:t>
+      </w:r>
+      <w:r>
+        <w:rPr>
+          <w:i/>
+          <w:iCs/>
+        </w:rPr>
+        <w:t xml:space="preserve">Quelle est la différence entre une escalade fonctionnelle et une escalade hiérarchique ?</w:t>
+      </w:r>
+    </w:p>
+    <w:p>
+      <w:pPr>
+        <w:spacing w:after="20" w:before="0" w:line="276"/>
+        <w:ind w:left="400"/>
+      </w:pPr>
+      <w:r>
+        <w:t xml:space="preserve">○ Aucune : ce sont deux mots pour la même chose</w:t>
+      </w:r>
+    </w:p>
+    <w:p>
+      <w:pPr>
+        <w:spacing w:after="20" w:before="0" w:line="276"/>
+        <w:ind w:left="400"/>
+      </w:pPr>
+      <w:r>
+        <w:rPr>
+          <w:b/>
+          <w:bCs/>
+          <w:color w:val="2E7D32"/>
+        </w:rPr>
+        <w:t xml:space="preserve">✔ La fonctionnelle transfère le ticket à un niveau de compétence supérieur ; l'hiérarchique prévient un responsable</w:t>
+      </w:r>
+    </w:p>
+    <w:p>
+      <w:pPr>
+        <w:spacing w:after="20" w:before="0" w:line="276"/>
+        <w:ind w:left="400"/>
+      </w:pPr>
+      <w:r>
+        <w:t xml:space="preserve">○ La fonctionnelle concerne les incidents, l'hiérarchique les demandes</w:t>
+      </w:r>
+    </w:p>
+    <w:p>
+      <w:pPr>
+        <w:spacing w:after="20" w:before="0" w:line="276"/>
+        <w:ind w:left="400"/>
+      </w:pPr>
+      <w:r>
+        <w:t xml:space="preserve">○ La hiérarchique résout le ticket à la place du technicien</w:t>
+      </w:r>
+    </w:p>
+    <w:p>
+      <w:pPr>
+        <w:spacing w:after="120" w:before="40" w:line="276"/>
+        <w:ind w:left="400"/>
+      </w:pPr>
+      <w:r>
+        <w:rPr>
+          <w:i/>
+          <w:iCs/>
+        </w:rPr>
+        <w:t xml:space="preserve">Explication affichée :</w:t>
+      </w:r>
+      <w:r>
+        <w:t xml:space="preserve"> Fonctionnelle : « qui peut le résoudre ? » (N1 → N2 → N3). Hiérarchique : « qui doit être au courant ? » (le responsable, pour décider ou arbitrer).</w:t>
+      </w:r>
+    </w:p>
+    <w:p>
+      <w:pPr>
+        <w:keepNext/>
+        <w:spacing w:after="40" w:before="0" w:line="276"/>
+      </w:pPr>
+      <w:r>
+        <w:rPr>
+          <w:b/>
+          <w:bCs/>
+        </w:rPr>
+        <w:t xml:space="preserve">Choisir le bon moment pour escalader</w:t>
+      </w:r>
+      <w:r>
+        <w:t xml:space="preserve"> — </w:t>
+      </w:r>
+      <w:r>
+        <w:rPr>
+          <w:i/>
+          <w:iCs/>
+        </w:rPr>
+        <w:t xml:space="preserve">Le SLA du ticket est « À risque » et le niveau 1 est bloqué. Que faites-vous ?</w:t>
+      </w:r>
+    </w:p>
+    <w:p>
+      <w:pPr>
+        <w:spacing w:after="20" w:before="0" w:line="276"/>
+        <w:ind w:left="400"/>
+      </w:pPr>
+      <w:r>
+        <w:t xml:space="preserve">○ J'attends : il reste du temps</w:t>
+      </w:r>
+    </w:p>
+    <w:p>
+      <w:pPr>
+        <w:spacing w:after="20" w:before="0" w:line="276"/>
+        <w:ind w:left="400"/>
+      </w:pPr>
+      <w:r>
+        <w:rPr>
+          <w:b/>
+          <w:bCs/>
+          <w:color w:val="2E7D32"/>
+        </w:rPr>
+        <w:t xml:space="preserve">✔ J'escalade maintenant, avec un motif précis, avant que le délai soit dépassé</w:t>
+      </w:r>
+    </w:p>
+    <w:p>
+      <w:pPr>
+        <w:spacing w:after="20" w:before="0" w:line="276"/>
+        <w:ind w:left="400"/>
+      </w:pPr>
+      <w:r>
+        <w:t xml:space="preserve">○ Je clos le ticket pour faire disparaître l'alerte</w:t>
+      </w:r>
+    </w:p>
+    <w:p>
+      <w:pPr>
+        <w:spacing w:after="20" w:before="0" w:line="276"/>
+        <w:ind w:left="400"/>
+      </w:pPr>
+      <w:r>
+        <w:t xml:space="preserve">○ Je recrée un nouveau ticket pour repartir de zéro</w:t>
+      </w:r>
+    </w:p>
+    <w:p>
+      <w:pPr>
+        <w:spacing w:after="120" w:before="40" w:line="276"/>
+        <w:ind w:left="400"/>
+      </w:pPr>
+      <w:r>
+        <w:rPr>
+          <w:i/>
+          <w:iCs/>
+        </w:rPr>
+        <w:t xml:space="preserve">Explication affichée :</w:t>
+      </w:r>
+      <w:r>
+        <w:t xml:space="preserve"> Escalader tôt laisse au niveau suivant le temps d'agir. Clore ou recréer le ticket fausse les indicateurs et fait perdre l'historique.</w:t>
+      </w:r>
+    </w:p>
+    <w:p>
+      <w:pPr>
+        <w:pStyle w:val="Heading3"/>
+        <w:keepNext/>
+      </w:pPr>
+      <w:r>
+        <w:t xml:space="preserve">Parcours attendu</w:t>
+      </w:r>
+    </w:p>
+    <w:p>
+      <w:pPr>
+        <w:spacing w:after="40" w:before="0" w:line="276"/>
+        <w:ind w:left="300"/>
+      </w:pPr>
+      <w:r>
+        <w:t xml:space="preserve">1. Qualifier (Réseau / Serveur injoignable, impact moyen, urgence élevée), attribuer à David, prendre en charge, commenter.</w:t>
+      </w:r>
+    </w:p>
+    <w:p>
+      <w:pPr>
+        <w:spacing w:after="40" w:before="0" w:line="276"/>
+        <w:ind w:left="300"/>
+      </w:pPr>
+      <w:r>
+        <w:t xml:space="preserve">2. Avancer de 7 h : le SLA est à risque.</w:t>
+      </w:r>
+    </w:p>
+    <w:p>
+      <w:pPr>
+        <w:spacing w:after="40" w:before="0" w:line="276"/>
+        <w:ind w:left="300"/>
+      </w:pPr>
+      <w:r>
+        <w:t xml:space="preserve">3. Escalader au niveau 2 vers « Support N2 » avec un motif.</w:t>
+      </w:r>
+    </w:p>
+    <w:p>
+      <w:pPr>
+        <w:spacing w:after="40" w:before="0" w:line="276"/>
+        <w:ind w:left="300"/>
+      </w:pPr>
+      <w:r>
+        <w:t xml:space="preserve">4. Samir s'attribue le ticket, le prend en charge, documente la solution et résout.</w:t>
+      </w:r>
+    </w:p>
+    <w:p>
+      <w:pPr>
+        <w:pStyle w:val="Heading3"/>
+        <w:keepNext/>
+      </w:pPr>
+      <w:r>
+        <w:t xml:space="preserve">Indices proposés</w:t>
+      </w:r>
+    </w:p>
+    <w:p>
+      <w:pPr>
+        <w:keepNext/>
+        <w:spacing w:after="20" w:before="0" w:line="276"/>
+      </w:pPr>
+      <w:r>
+        <w:rPr>
+          <w:b/>
+          <w:bCs/>
+        </w:rPr>
+        <w:t xml:space="preserve">INC-0001 est qualifié P2, attribué à David et pris en charge, avec un commentaire</w:t>
+      </w:r>
+    </w:p>
+    <w:p>
+      <w:pPr>
+        <w:spacing w:after="20" w:before="0" w:line="276"/>
+        <w:ind w:left="300"/>
+      </w:pPr>
+      <w:r>
+        <w:t xml:space="preserve">Niveau 1 : Fiche du ticket : catégorie, sous-catégorie, impact, urgence, assigné, puis les boutons « Étape suivante ».</w:t>
+      </w:r>
+    </w:p>
+    <w:p>
+      <w:pPr>
+        <w:spacing w:after="20" w:before="0" w:line="276"/>
+        <w:ind w:left="300"/>
+      </w:pPr>
+      <w:r>
+        <w:t xml:space="preserve">Niveau 2 : Impact moyen et urgence élevée donnent la priorité P2.</w:t>
+      </w:r>
+    </w:p>
+    <w:p>
+      <w:pPr>
+        <w:keepNext/>
+        <w:spacing w:after="20" w:before="0" w:line="276"/>
+      </w:pPr>
+      <w:r>
+        <w:rPr>
+          <w:b/>
+          <w:bCs/>
+        </w:rPr>
+        <w:t xml:space="preserve">Le temps a passé : 7 h se sont écoulées (utilisez « +1 h »)</w:t>
+      </w:r>
+    </w:p>
+    <w:p>
+      <w:pPr>
+        <w:spacing w:after="20" w:before="0" w:line="276"/>
+        <w:ind w:left="300"/>
+      </w:pPr>
+      <w:r>
+        <w:t xml:space="preserve">Niveau 1 : La commande « +1 h » est en haut de la fenêtre, près de l'horloge.</w:t>
+      </w:r>
+    </w:p>
+    <w:p>
+      <w:pPr>
+        <w:keepNext/>
+        <w:spacing w:after="20" w:before="0" w:line="276"/>
+      </w:pPr>
+      <w:r>
+        <w:rPr>
+          <w:b/>
+          <w:bCs/>
+        </w:rPr>
+        <w:t xml:space="preserve">INC-0001 est escaladé au niveau 2, vers « Support N2 »</w:t>
+      </w:r>
+    </w:p>
+    <w:p>
+      <w:pPr>
+        <w:spacing w:after="20" w:before="0" w:line="276"/>
+        <w:ind w:left="300"/>
+      </w:pPr>
+      <w:r>
+        <w:t xml:space="preserve">Niveau 1 : Fiche du ticket, section « Escalade ».</w:t>
+      </w:r>
+    </w:p>
+    <w:p>
+      <w:pPr>
+        <w:spacing w:after="20" w:before="0" w:line="276"/>
+        <w:ind w:left="300"/>
+      </w:pPr>
+      <w:r>
+        <w:t xml:space="preserve">Niveau 2 : Le motif doit faire au moins une phrase ; choisissez le groupe « Support N2 ».</w:t>
+      </w:r>
+    </w:p>
+    <w:p>
+      <w:pPr>
+        <w:keepNext/>
+        <w:spacing w:after="20" w:before="0" w:line="276"/>
+      </w:pPr>
+      <w:r>
+        <w:rPr>
+          <w:b/>
+          <w:bCs/>
+        </w:rPr>
+        <w:t xml:space="preserve">Samir (niveau 2) a repris le ticket</w:t>
+      </w:r>
+    </w:p>
+    <w:p>
+      <w:pPr>
+        <w:spacing w:after="20" w:before="0" w:line="276"/>
+        <w:ind w:left="300"/>
+      </w:pPr>
+      <w:r>
+        <w:t xml:space="preserve">Niveau 1 : Après l'escalade, le ticket n'a plus d'assigné : « Agir en tant que » Samir, attribuez-le-lui, puis prenez-le en charge.</w:t>
+      </w:r>
+    </w:p>
+    <w:tbl>
+      <w:tblPr>
+        <w:tblW w:type="dxa" w:w="9026"/>
+        <w:tblBorders>
+          <w:top w:val="single" w:color="auto" w:sz="4"/>
+          <w:left w:val="single" w:color="auto" w:sz="4"/>
+          <w:bottom w:val="single" w:color="auto" w:sz="4"/>
+          <w:right w:val="single" w:color="auto" w:sz="4"/>
+          <w:insideH w:val="single" w:color="auto" w:sz="4"/>
+          <w:insideV w:val="single" w:color="auto" w:sz="4"/>
+        </w:tblBorders>
+      </w:tblPr>
+      <w:tblGrid>
+        <w:gridCol w:w="9026"/>
+      </w:tblGrid>
+      <w:tr>
+        <w:tc>
+          <w:tcPr>
+            <w:tcW w:type="dxa" w:w="9026"/>
+            <w:tcBorders>
+              <w:top w:val="single" w:color="2E7D32" w:sz="4"/>
+              <w:left w:val="single" w:color="2E7D32" w:sz="24"/>
+              <w:bottom w:val="single" w:color="2E7D32" w:sz="4"/>
+              <w:right w:val="single" w:color="2E7D32" w:sz="4"/>
+            </w:tcBorders>
+            <w:shd w:fill="E6F4EA" w:color="auto" w:val="clear"/>
+            <w:tcMar>
+              <w:top w:type="dxa" w:w="100"/>
+              <w:left w:type="dxa" w:w="160"/>
+              <w:bottom w:type="dxa" w:w="100"/>
+              <w:right w:type="dxa" w:w="140"/>
+            </w:tcMar>
+          </w:tcPr>
+          <w:p>
+            <w:pPr>
+              <w:spacing w:after="60" w:before="0" w:line="276"/>
+            </w:pPr>
+            <w:r>
+              <w:rPr>
+                <w:b/>
+                <w:bCs/>
+                <w:color w:val="2E7D32"/>
+              </w:rPr>
+              <w:t xml:space="preserve">Pour aller plus loin — réponse guidée</w:t>
+            </w:r>
+          </w:p>
+          <w:p>
+            <w:pPr>
+              <w:spacing w:after="120" w:before="0" w:line="276"/>
+            </w:pPr>
+            <w:r>
+              <w:rPr>
+                <w:b/>
+                <w:bCs/>
+              </w:rPr>
+              <w:t xml:space="preserve">Question :</w:t>
+            </w:r>
+            <w:r>
+              <w:t xml:space="preserve"> Un technicien de niveau 1 garde un ticket « pour ne pas déranger » jusqu'à ce que le SLA soit dépassé. Que lui dites-vous ?</w:t>
+            </w:r>
+          </w:p>
+          <w:p>
+            <w:pPr>
+              <w:spacing w:after="120" w:before="0" w:line="276"/>
+            </w:pPr>
+            <w:r>
+              <w:rPr>
+                <w:b/>
+                <w:bCs/>
+              </w:rPr>
+              <w:t xml:space="preserve">Réponse :</w:t>
+            </w:r>
+            <w:r>
+              <w:t xml:space="preserve"> Que l'escalade n'est pas un aveu d'échec : on passe la main quand le SLA devient « à risque », avec un motif précis, pour laisser au niveau 2 le temps d'agir. Garder le ticket pénalise l'utilisateur.</w:t>
+            </w:r>
+          </w:p>
+        </w:tc>
+      </w:tr>
+    </w:tbl>
+    <w:p>
+      <w:pPr>
+        <w:spacing w:after="60"/>
+      </w:pPr>
+    </w:p>
+    <w:tbl>
+      <w:tblPr>
+        <w:tblW w:type="dxa" w:w="9026"/>
+        <w:tblBorders>
+          <w:top w:val="single" w:color="auto" w:sz="4"/>
+          <w:left w:val="single" w:color="auto" w:sz="4"/>
+          <w:bottom w:val="single" w:color="auto" w:sz="4"/>
+          <w:right w:val="single" w:color="auto" w:sz="4"/>
+          <w:insideH w:val="single" w:color="auto" w:sz="4"/>
+          <w:insideV w:val="single" w:color="auto" w:sz="4"/>
+        </w:tblBorders>
+      </w:tblPr>
+      <w:tblGrid>
+        <w:gridCol w:w="9026"/>
+      </w:tblGrid>
+      <w:tr>
+        <w:tc>
+          <w:tcPr>
+            <w:tcW w:type="dxa" w:w="9026"/>
+            <w:tcBorders>
+              <w:top w:val="single" w:color="B26B00" w:sz="4"/>
+              <w:left w:val="single" w:color="B26B00" w:sz="24"/>
+              <w:bottom w:val="single" w:color="B26B00" w:sz="4"/>
+              <w:right w:val="single" w:color="B26B00" w:sz="4"/>
+            </w:tcBorders>
+            <w:shd w:fill="FFF4DC" w:color="auto" w:val="clear"/>
+            <w:tcMar>
+              <w:top w:type="dxa" w:w="100"/>
+              <w:left w:type="dxa" w:w="160"/>
+              <w:bottom w:type="dxa" w:w="100"/>
+              <w:right w:type="dxa" w:w="140"/>
+            </w:tcMar>
+          </w:tcPr>
+          <w:p>
+            <w:pPr>
+              <w:spacing w:after="60" w:before="0" w:line="276"/>
+            </w:pPr>
+            <w:r>
+              <w:rPr>
+                <w:b/>
+                <w:bCs/>
+                <w:color w:val="B26B00"/>
+              </w:rPr>
+              <w:t xml:space="preserve">Piège fréquent</w:t>
+            </w:r>
+          </w:p>
+          <w:p>
+            <w:pPr>
+              <w:spacing w:after="60" w:before="0" w:line="276"/>
+            </w:pPr>
+            <w:r>
+              <w:t xml:space="preserve">Escalader sans motif : le niveau 2 repose alors les mêmes questions et le temps perdu est le même.</w:t>
+            </w:r>
+          </w:p>
+        </w:tc>
+      </w:tr>
+    </w:tbl>
+    <w:p>
+      <w:pPr>
+        <w:spacing w:after="60"/>
+      </w:pPr>
+    </w:p>
+    <w:p>
+      <w:pPr>
+        <w:spacing w:after="120" w:before="0" w:line="276"/>
+      </w:pPr>
+      <w:r>
+        <w:rPr>
+          <w:b/>
+          <w:bCs/>
+        </w:rPr>
+        <w:t xml:space="preserve">Dans la réalité.</w:t>
+      </w:r>
+      <w:r>
+        <w:t xml:space="preserve"> Les outils réels parlent de « niveaux de support » (Tier 1, 2, 3) ou de « groupes de résolution » : le ticket est réassigné à un autre groupe, avec une note de transfert. ServiceNow, GLPI ou Jira Service Management gardent l'historique complet des réaffectations ; des règles peuvent escalader automatiquement quand un SLA approche de l'échéance.</w:t>
+      </w:r>
+    </w:p>
+    <w:p>
+      <w:pPr>
+        <w:spacing w:after="120"/>
+      </w:pPr>
+    </w:p>
+    <w:p>
+      <w:pPr>
+        <w:pStyle w:val="Heading2"/>
+        <w:keepNext/>
+      </w:pPr>
+      <w:r>
+        <w:t xml:space="preserve">TP 48 — Prévenir le responsable : l'escalade hiérarchique</w:t>
+      </w:r>
+    </w:p>
+    <w:p>
+      <w:pPr>
+        <w:keepNext/>
+        <w:spacing w:after="120" w:before="0" w:line="276"/>
+      </w:pPr>
+      <w:r>
+        <w:rPr>
+          <w:i/>
+          <w:iCs/>
+          <w:color w:val="595959"/>
+        </w:rPr>
+        <w:t xml:space="preserve">Service Desk · 40 min · difficulté ★★★☆☆ · Répondre aux incidents et aux demandes (compétence travaillée) ; Gérer les habilitations (élément de preuve possible)</w:t>
+      </w:r>
+    </w:p>
+    <w:p>
+      <w:pPr>
+        <w:spacing w:after="120" w:before="0" w:line="276"/>
+      </w:pPr>
+      <w:r>
+        <w:rPr>
+          <w:b/>
+          <w:bCs/>
+        </w:rPr>
+        <w:t xml:space="preserve">Contexte.</w:t>
+      </w:r>
+      <w:r>
+        <w:t xml:space="preserve"> Deux tickets sont arrivés ce matin. Éric Moreau (Direction) ne peut plus émettre les factures clients : l'activité est à l'arrêt. Bruno (Comptabilité) signale une souris qui se déconnecte. Il y a un responsable, Éric lui-même, à informer quand l'enjeu le justifie.</w:t>
+      </w:r>
+    </w:p>
+    <w:p>
+      <w:pPr>
+        <w:spacing w:after="120" w:before="0" w:line="276"/>
+      </w:pPr>
+      <w:r>
+        <w:rPr>
+          <w:b/>
+          <w:bCs/>
+        </w:rPr>
+        <w:t xml:space="preserve">Horloge.</w:t>
+      </w:r>
+      <w:r>
+        <w:t xml:space="preserve"> Le SLA d'un ticket P1 est de 4 h pour résoudre. Cliquez sur « +1 h » trois fois (3 h simulées) : le SLA devient « À risque » et l'escalade hiérarchique se justifie.</w:t>
+      </w:r>
+    </w:p>
+    <w:p>
+      <w:pPr>
+        <w:pStyle w:val="Heading3"/>
+        <w:keepNext/>
+      </w:pPr>
+      <w:r>
+        <w:t xml:space="preserve">Objectifs et réponses attendues</w:t>
+      </w:r>
+    </w:p>
+    <w:p>
+      <w:pPr>
+        <w:spacing w:after="40" w:before="0" w:line="276"/>
+      </w:pPr>
+      <w:r>
+        <w:rPr>
+          <w:i/>
+          <w:iCs/>
+        </w:rPr>
+        <w:t xml:space="preserve">Vérifiés automatiquement par le simulateur :</w:t>
+      </w:r>
+    </w:p>
+    <w:p>
+      <w:pPr>
+        <w:pStyle w:val="ListParagraph"/>
+        <w:numPr>
+          <w:ilvl w:val="0"/>
+          <w:numId w:val="2"/>
+        </w:numPr>
+        <w:spacing w:after="60" w:line="276"/>
+      </w:pPr>
+      <w:r>
+        <w:t xml:space="preserve">INC-0001 est P1 et INC-0002 est P4, tous deux pris en charge</w:t>
+      </w:r>
+    </w:p>
+    <w:p>
+      <w:pPr>
+        <w:pStyle w:val="ListParagraph"/>
+        <w:numPr>
+          <w:ilvl w:val="0"/>
+          <w:numId w:val="2"/>
+        </w:numPr>
+        <w:spacing w:after="60" w:line="276"/>
+      </w:pPr>
+      <w:r>
+        <w:t xml:space="preserve">Trois heures se sont écoulées (utilisez « +1 h »)</w:t>
+      </w:r>
+    </w:p>
+    <w:p>
+      <w:pPr>
+        <w:pStyle w:val="ListParagraph"/>
+        <w:numPr>
+          <w:ilvl w:val="0"/>
+          <w:numId w:val="2"/>
+        </w:numPr>
+        <w:spacing w:after="60" w:line="276"/>
+      </w:pPr>
+      <w:r>
+        <w:t xml:space="preserve">Le responsable est alerté pour INC-0001</w:t>
+      </w:r>
+    </w:p>
+    <w:p>
+      <w:pPr>
+        <w:pStyle w:val="ListParagraph"/>
+        <w:numPr>
+          <w:ilvl w:val="0"/>
+          <w:numId w:val="2"/>
+        </w:numPr>
+        <w:spacing w:after="60" w:line="276"/>
+      </w:pPr>
+      <w:r>
+        <w:t xml:space="preserve">INC-0001 reste au niveau 1 (on a alerté, pas transféré)</w:t>
+      </w:r>
+    </w:p>
+    <w:p>
+      <w:pPr>
+        <w:pStyle w:val="ListParagraph"/>
+        <w:numPr>
+          <w:ilvl w:val="0"/>
+          <w:numId w:val="2"/>
+        </w:numPr>
+        <w:spacing w:after="60" w:line="276"/>
+      </w:pPr>
+      <w:r>
+        <w:t xml:space="preserve">Éric Moreau, responsable, a laissé une instruction (commentaire)</w:t>
+      </w:r>
+    </w:p>
+    <w:p>
+      <w:pPr>
+        <w:pStyle w:val="ListParagraph"/>
+        <w:numPr>
+          <w:ilvl w:val="0"/>
+          <w:numId w:val="2"/>
+        </w:numPr>
+        <w:spacing w:after="60" w:line="276"/>
+      </w:pPr>
+      <w:r>
+        <w:t xml:space="preserve">INC-0001 est résolu avec une solution documentée</w:t>
+      </w:r>
+    </w:p>
+    <w:p>
+      <w:pPr>
+        <w:spacing w:after="40" w:before="80" w:line="276"/>
+      </w:pPr>
+      <w:r>
+        <w:rPr>
+          <w:i/>
+          <w:iCs/>
+        </w:rPr>
+        <w:t xml:space="preserve">Questions posées :</w:t>
+      </w:r>
+    </w:p>
+    <w:p>
+      <w:pPr>
+        <w:keepNext/>
+        <w:spacing w:after="40" w:before="0" w:line="276"/>
+      </w:pPr>
+      <w:r>
+        <w:rPr>
+          <w:b/>
+          <w:bCs/>
+        </w:rPr>
+        <w:t xml:space="preserve">Comprendre à quoi sert l'escalade hiérarchique</w:t>
+      </w:r>
+      <w:r>
+        <w:t xml:space="preserve"> — </w:t>
+      </w:r>
+      <w:r>
+        <w:rPr>
+          <w:i/>
+          <w:iCs/>
+        </w:rPr>
+        <w:t xml:space="preserve">Quand une escalade hiérarchique est-elle justifiée ?</w:t>
+      </w:r>
+    </w:p>
+    <w:p>
+      <w:pPr>
+        <w:spacing w:after="20" w:before="0" w:line="276"/>
+        <w:ind w:left="400"/>
+      </w:pPr>
+      <w:r>
+        <w:t xml:space="preserve">○ Dès que le technicien est pressé</w:t>
+      </w:r>
+    </w:p>
+    <w:p>
+      <w:pPr>
+        <w:spacing w:after="20" w:before="0" w:line="276"/>
+        <w:ind w:left="400"/>
+      </w:pPr>
+      <w:r>
+        <w:rPr>
+          <w:b/>
+          <w:bCs/>
+          <w:color w:val="2E7D32"/>
+        </w:rPr>
+        <w:t xml:space="preserve">✔ Quand l'enjeu le justifie : priorité élevée, ou SLA à risque ou dépassé</w:t>
+      </w:r>
+    </w:p>
+    <w:p>
+      <w:pPr>
+        <w:spacing w:after="20" w:before="0" w:line="276"/>
+        <w:ind w:left="400"/>
+      </w:pPr>
+      <w:r>
+        <w:t xml:space="preserve">○ Pour tous les tickets, afin que le responsable soit toujours informé</w:t>
+      </w:r>
+    </w:p>
+    <w:p>
+      <w:pPr>
+        <w:spacing w:after="20" w:before="0" w:line="276"/>
+        <w:ind w:left="400"/>
+      </w:pPr>
+      <w:r>
+        <w:t xml:space="preserve">○ Uniquement après la clôture du ticket</w:t>
+      </w:r>
+    </w:p>
+    <w:p>
+      <w:pPr>
+        <w:spacing w:after="120" w:before="40" w:line="276"/>
+        <w:ind w:left="400"/>
+      </w:pPr>
+      <w:r>
+        <w:rPr>
+          <w:i/>
+          <w:iCs/>
+        </w:rPr>
+        <w:t xml:space="preserve">Explication affichée :</w:t>
+      </w:r>
+      <w:r>
+        <w:t xml:space="preserve"> Elle sert à obtenir une décision ou à informer d'un enjeu. Systématique, elle devient du bruit.</w:t>
+      </w:r>
+    </w:p>
+    <w:p>
+      <w:pPr>
+        <w:keepNext/>
+        <w:spacing w:after="40" w:before="0" w:line="276"/>
+      </w:pPr>
+      <w:r>
+        <w:rPr>
+          <w:b/>
+          <w:bCs/>
+        </w:rPr>
+        <w:t xml:space="preserve">Expliquer pourquoi INC-0002 n'est pas alerté</w:t>
+      </w:r>
+      <w:r>
+        <w:t xml:space="preserve"> — </w:t>
+      </w:r>
+      <w:r>
+        <w:rPr>
+          <w:i/>
+          <w:iCs/>
+        </w:rPr>
+        <w:t xml:space="preserve">Pourquoi l'outil refuse-t-il d'alerter le responsable pour la souris (INC-0002) ?</w:t>
+      </w:r>
+    </w:p>
+    <w:p>
+      <w:pPr>
+        <w:spacing w:after="20" w:before="0" w:line="276"/>
+        <w:ind w:left="400"/>
+      </w:pPr>
+      <w:r>
+        <w:t xml:space="preserve">○ Parce que Bruno n'est pas important</w:t>
+      </w:r>
+    </w:p>
+    <w:p>
+      <w:pPr>
+        <w:spacing w:after="20" w:before="0" w:line="276"/>
+        <w:ind w:left="400"/>
+      </w:pPr>
+      <w:r>
+        <w:rPr>
+          <w:b/>
+          <w:bCs/>
+          <w:color w:val="2E7D32"/>
+        </w:rPr>
+        <w:t xml:space="preserve">✔ Parce qu'il n'y a pas d'enjeu : priorité 4 et SLA tenu</w:t>
+      </w:r>
+    </w:p>
+    <w:p>
+      <w:pPr>
+        <w:spacing w:after="20" w:before="0" w:line="276"/>
+        <w:ind w:left="400"/>
+      </w:pPr>
+      <w:r>
+        <w:t xml:space="preserve">○ Parce qu'on ne peut alerter qu'un seul ticket par jour</w:t>
+      </w:r>
+    </w:p>
+    <w:p>
+      <w:pPr>
+        <w:spacing w:after="20" w:before="0" w:line="276"/>
+        <w:ind w:left="400"/>
+      </w:pPr>
+      <w:r>
+        <w:t xml:space="preserve">○ Parce que le responsable est absent</w:t>
+      </w:r>
+    </w:p>
+    <w:p>
+      <w:pPr>
+        <w:spacing w:after="120" w:before="40" w:line="276"/>
+        <w:ind w:left="400"/>
+      </w:pPr>
+      <w:r>
+        <w:rPr>
+          <w:i/>
+          <w:iCs/>
+        </w:rPr>
+        <w:t xml:space="preserve">Explication affichée :</w:t>
+      </w:r>
+      <w:r>
+        <w:t xml:space="preserve"> Pas de priorité 1 ou 2, pas de SLA menacé : il n'y a rien à arbitrer. Le responsable n'a pas à être dérangé.</w:t>
+      </w:r>
+    </w:p>
+    <w:p>
+      <w:pPr>
+        <w:pStyle w:val="Heading3"/>
+        <w:keepNext/>
+      </w:pPr>
+      <w:r>
+        <w:t xml:space="preserve">Parcours attendu</w:t>
+      </w:r>
+    </w:p>
+    <w:p>
+      <w:pPr>
+        <w:spacing w:after="40" w:before="0" w:line="276"/>
+        <w:ind w:left="300"/>
+      </w:pPr>
+      <w:r>
+        <w:t xml:space="preserve">1. Qualifier INC-0001 en P1 et INC-0002 en P4, les prendre en charge.</w:t>
+      </w:r>
+    </w:p>
+    <w:p>
+      <w:pPr>
+        <w:spacing w:after="40" w:before="0" w:line="276"/>
+        <w:ind w:left="300"/>
+      </w:pPr>
+      <w:r>
+        <w:t xml:space="preserve">2. Avancer de 3 h.</w:t>
+      </w:r>
+    </w:p>
+    <w:p>
+      <w:pPr>
+        <w:spacing w:after="40" w:before="0" w:line="276"/>
+        <w:ind w:left="300"/>
+      </w:pPr>
+      <w:r>
+        <w:t xml:space="preserve">3. Alerter le responsable pour INC-0001 avec un motif (impact, avancement, décision attendue).</w:t>
+      </w:r>
+    </w:p>
+    <w:p>
+      <w:pPr>
+        <w:spacing w:after="40" w:before="0" w:line="276"/>
+        <w:ind w:left="300"/>
+      </w:pPr>
+      <w:r>
+        <w:t xml:space="preserve">4. Éric commente ; David résout.</w:t>
+      </w:r>
+    </w:p>
+    <w:p>
+      <w:pPr>
+        <w:pStyle w:val="Heading3"/>
+        <w:keepNext/>
+      </w:pPr>
+      <w:r>
+        <w:t xml:space="preserve">Indices proposés</w:t>
+      </w:r>
+    </w:p>
+    <w:p>
+      <w:pPr>
+        <w:keepNext/>
+        <w:spacing w:after="20" w:before="0" w:line="276"/>
+      </w:pPr>
+      <w:r>
+        <w:rPr>
+          <w:b/>
+          <w:bCs/>
+        </w:rPr>
+        <w:t xml:space="preserve">INC-0001 est P1 et INC-0002 est P4, tous deux pris en charge</w:t>
+      </w:r>
+    </w:p>
+    <w:p>
+      <w:pPr>
+        <w:spacing w:after="20" w:before="0" w:line="276"/>
+        <w:ind w:left="300"/>
+      </w:pPr>
+      <w:r>
+        <w:t xml:space="preserve">Niveau 1 : INC-0001 : impact élevé, urgence élevée. INC-0002 : impact faible, urgence faible.</w:t>
+      </w:r>
+    </w:p>
+    <w:p>
+      <w:pPr>
+        <w:keepNext/>
+        <w:spacing w:after="20" w:before="0" w:line="276"/>
+      </w:pPr>
+      <w:r>
+        <w:rPr>
+          <w:b/>
+          <w:bCs/>
+        </w:rPr>
+        <w:t xml:space="preserve">Le responsable est alerté pour INC-0001</w:t>
+      </w:r>
+    </w:p>
+    <w:p>
+      <w:pPr>
+        <w:spacing w:after="20" w:before="0" w:line="276"/>
+        <w:ind w:left="300"/>
+      </w:pPr>
+      <w:r>
+        <w:t xml:space="preserve">Niveau 1 : Fiche du ticket, section « Escalade », bouton « Alerter le responsable ».</w:t>
+      </w:r>
+    </w:p>
+    <w:p>
+      <w:pPr>
+        <w:spacing w:after="20" w:before="0" w:line="276"/>
+        <w:ind w:left="300"/>
+      </w:pPr>
+      <w:r>
+        <w:t xml:space="preserve">Niveau 2 : Le motif dit l'impact (qui, quoi) et ce que vous attendez du responsable.</w:t>
+      </w:r>
+    </w:p>
+    <w:p>
+      <w:pPr>
+        <w:keepNext/>
+        <w:spacing w:after="20" w:before="0" w:line="276"/>
+      </w:pPr>
+      <w:r>
+        <w:rPr>
+          <w:b/>
+          <w:bCs/>
+        </w:rPr>
+        <w:t xml:space="preserve">Éric Moreau, responsable, a laissé une instruction (commentaire)</w:t>
+      </w:r>
+    </w:p>
+    <w:p>
+      <w:pPr>
+        <w:spacing w:after="20" w:before="0" w:line="276"/>
+        <w:ind w:left="300"/>
+      </w:pPr>
+      <w:r>
+        <w:t xml:space="preserve">Niveau 1 : « Agir en tant que » Éric Moreau, puis ajoutez un commentaire sur INC-0001.</w:t>
+      </w:r>
+    </w:p>
+    <w:tbl>
+      <w:tblPr>
+        <w:tblW w:type="dxa" w:w="9026"/>
+        <w:tblBorders>
+          <w:top w:val="single" w:color="auto" w:sz="4"/>
+          <w:left w:val="single" w:color="auto" w:sz="4"/>
+          <w:bottom w:val="single" w:color="auto" w:sz="4"/>
+          <w:right w:val="single" w:color="auto" w:sz="4"/>
+          <w:insideH w:val="single" w:color="auto" w:sz="4"/>
+          <w:insideV w:val="single" w:color="auto" w:sz="4"/>
+        </w:tblBorders>
+      </w:tblPr>
+      <w:tblGrid>
+        <w:gridCol w:w="9026"/>
+      </w:tblGrid>
+      <w:tr>
+        <w:tc>
+          <w:tcPr>
+            <w:tcW w:type="dxa" w:w="9026"/>
+            <w:tcBorders>
+              <w:top w:val="single" w:color="2E7D32" w:sz="4"/>
+              <w:left w:val="single" w:color="2E7D32" w:sz="24"/>
+              <w:bottom w:val="single" w:color="2E7D32" w:sz="4"/>
+              <w:right w:val="single" w:color="2E7D32" w:sz="4"/>
+            </w:tcBorders>
+            <w:shd w:fill="E6F4EA" w:color="auto" w:val="clear"/>
+            <w:tcMar>
+              <w:top w:type="dxa" w:w="100"/>
+              <w:left w:type="dxa" w:w="160"/>
+              <w:bottom w:type="dxa" w:w="100"/>
+              <w:right w:type="dxa" w:w="140"/>
+            </w:tcMar>
+          </w:tcPr>
+          <w:p>
+            <w:pPr>
+              <w:spacing w:after="60" w:before="0" w:line="276"/>
+            </w:pPr>
+            <w:r>
+              <w:rPr>
+                <w:b/>
+                <w:bCs/>
+                <w:color w:val="2E7D32"/>
+              </w:rPr>
+              <w:t xml:space="preserve">Pour aller plus loin — réponse guidée</w:t>
+            </w:r>
+          </w:p>
+          <w:p>
+            <w:pPr>
+              <w:spacing w:after="120" w:before="0" w:line="276"/>
+            </w:pPr>
+            <w:r>
+              <w:rPr>
+                <w:b/>
+                <w:bCs/>
+              </w:rPr>
+              <w:t xml:space="preserve">Question :</w:t>
+            </w:r>
+            <w:r>
+              <w:t xml:space="preserve"> Le responsable reçoit dix alertes par jour, toutes en priorité 4. Qu'en résulte-t-il, et comment l'éviter ?</w:t>
+            </w:r>
+          </w:p>
+          <w:p>
+            <w:pPr>
+              <w:spacing w:after="120" w:before="0" w:line="276"/>
+            </w:pPr>
+            <w:r>
+              <w:rPr>
+                <w:b/>
+                <w:bCs/>
+              </w:rPr>
+              <w:t xml:space="preserve">Réponse :</w:t>
+            </w:r>
+            <w:r>
+              <w:t xml:space="preserve"> Il cesse de les lire : l'alerte qui compte passera inaperçue. On réserve l'escalade hiérarchique aux priorités 1-2 et aux SLA menacés, et on y précise l'impact et la décision attendue.</w:t>
+            </w:r>
+          </w:p>
+        </w:tc>
+      </w:tr>
+    </w:tbl>
+    <w:p>
+      <w:pPr>
+        <w:spacing w:after="60"/>
+      </w:pPr>
+    </w:p>
+    <w:tbl>
+      <w:tblPr>
+        <w:tblW w:type="dxa" w:w="9026"/>
+        <w:tblBorders>
+          <w:top w:val="single" w:color="auto" w:sz="4"/>
+          <w:left w:val="single" w:color="auto" w:sz="4"/>
+          <w:bottom w:val="single" w:color="auto" w:sz="4"/>
+          <w:right w:val="single" w:color="auto" w:sz="4"/>
+          <w:insideH w:val="single" w:color="auto" w:sz="4"/>
+          <w:insideV w:val="single" w:color="auto" w:sz="4"/>
+        </w:tblBorders>
+      </w:tblPr>
+      <w:tblGrid>
+        <w:gridCol w:w="9026"/>
+      </w:tblGrid>
+      <w:tr>
+        <w:tc>
+          <w:tcPr>
+            <w:tcW w:type="dxa" w:w="9026"/>
+            <w:tcBorders>
+              <w:top w:val="single" w:color="B26B00" w:sz="4"/>
+              <w:left w:val="single" w:color="B26B00" w:sz="24"/>
+              <w:bottom w:val="single" w:color="B26B00" w:sz="4"/>
+              <w:right w:val="single" w:color="B26B00" w:sz="4"/>
+            </w:tcBorders>
+            <w:shd w:fill="FFF4DC" w:color="auto" w:val="clear"/>
+            <w:tcMar>
+              <w:top w:type="dxa" w:w="100"/>
+              <w:left w:type="dxa" w:w="160"/>
+              <w:bottom w:type="dxa" w:w="100"/>
+              <w:right w:type="dxa" w:w="140"/>
+            </w:tcMar>
+          </w:tcPr>
+          <w:p>
+            <w:pPr>
+              <w:spacing w:after="60" w:before="0" w:line="276"/>
+            </w:pPr>
+            <w:r>
+              <w:rPr>
+                <w:b/>
+                <w:bCs/>
+                <w:color w:val="B26B00"/>
+              </w:rPr>
+              <w:t xml:space="preserve">Piège fréquent</w:t>
+            </w:r>
+          </w:p>
+          <w:p>
+            <w:pPr>
+              <w:spacing w:after="60" w:before="0" w:line="276"/>
+            </w:pPr>
+            <w:r>
+              <w:t xml:space="preserve">Confondre alerter et transférer : l'escalade hiérarchique ne change ni le niveau ni l'assigné.</w:t>
+            </w:r>
+          </w:p>
+        </w:tc>
+      </w:tr>
+    </w:tbl>
+    <w:p>
+      <w:pPr>
+        <w:spacing w:after="60"/>
+      </w:pPr>
+    </w:p>
+    <w:p>
+      <w:pPr>
+        <w:spacing w:after="120" w:before="0" w:line="276"/>
+      </w:pPr>
+      <w:r>
+        <w:rPr>
+          <w:b/>
+          <w:bCs/>
+        </w:rPr>
+        <w:t xml:space="preserve">Dans la réalité.</w:t>
+      </w:r>
+      <w:r>
+        <w:t xml:space="preserve"> ITIL parle d'« escalade hiérarchique » pour informer ou obtenir une décision, par opposition à l'« escalade fonctionnelle » qui cherche une compétence. Dans les outils réels, elle déclenche une notification ou un « incident majeur » (ServiceNow, Jira Service Management) et s'accompagne souvent d'un point de situation à intervalles réguliers.</w:t>
       </w:r>
     </w:p>
     <w:p>
